--- a/Замечания_T01.2_v2.0.docx
+++ b/Замечания_T01.2_v2.0.docx
@@ -28,7 +28,7 @@
         </w:p>
       </w:sdtContent>
     </w:sdt>
-    <w:bookmarkStart w:id="43" w:name="замечания-к-t012-редакция-20"/>
+    <w:bookmarkStart w:id="51" w:name="замечания-к-t012-редакция-20"/>
     <w:p>
       <w:pPr>
         <w:pStyle w:val="Heading1"/>
@@ -78,13 +78,13 @@
           <w:bCs/>
           <w:b/>
         </w:rPr>
-        <w:t xml:space="preserve">Дата:</w:t>
-      </w:r>
-      <w:r>
-        <w:t xml:space="preserve"> </w:t>
-      </w:r>
-      <w:r>
-        <w:t xml:space="preserve">15 октября 2026 года</w:t>
+        <w:t xml:space="preserve">Редакция замечаний:</w:t>
+      </w:r>
+      <w:r>
+        <w:t xml:space="preserve"> </w:t>
+      </w:r>
+      <w:r>
+        <w:t xml:space="preserve">1.1 от 16 октября 2026 года (1.0 — 15 октября)</w:t>
       </w:r>
     </w:p>
     <w:p>
@@ -233,7 +233,82 @@
         <w:t xml:space="preserve">GROUP_TRANSFER</w:t>
       </w:r>
       <w:r>
-        <w:t xml:space="preserve">.</w:t>
+        <w:t xml:space="preserve">. О полноте самой проверки — раздел 6.</w:t>
+      </w:r>
+    </w:p>
+    <w:p>
+      <w:pPr>
+        <w:pStyle w:val="BodyText"/>
+      </w:pPr>
+      <w:r>
+        <w:rPr>
+          <w:bCs/>
+          <w:b/>
+        </w:rPr>
+        <w:t xml:space="preserve">Что добавилось в редакции 1.1.</w:t>
+      </w:r>
+      <w:r>
+        <w:t xml:space="preserve"> </w:t>
+      </w:r>
+      <w:r>
+        <w:t xml:space="preserve">Разделы 5.5–5.11 и уточнения в 4.4 и 5.1 — результат сплошной проверки утверждений редакции 2.0 по коду. Три находки меняют принятые решения: у платформы</w:t>
+      </w:r>
+      <w:r>
+        <w:t xml:space="preserve"> </w:t>
+      </w:r>
+      <w:r>
+        <w:rPr>
+          <w:bCs/>
+          <w:b/>
+        </w:rPr>
+        <w:t xml:space="preserve">есть</w:t>
+      </w:r>
+      <w:r>
+        <w:t xml:space="preserve"> </w:t>
+      </w:r>
+      <w:r>
+        <w:t xml:space="preserve">механизм кода ошибки (5.5); отображение ошибок БД в 409 штатными средствами</w:t>
+      </w:r>
+      <w:r>
+        <w:t xml:space="preserve"> </w:t>
+      </w:r>
+      <w:r>
+        <w:rPr>
+          <w:bCs/>
+          <w:b/>
+        </w:rPr>
+        <w:t xml:space="preserve">не работает</w:t>
+      </w:r>
+      <w:r>
+        <w:t xml:space="preserve"> </w:t>
+      </w:r>
+      <w:r>
+        <w:t xml:space="preserve">(5.6); список тарифов по</w:t>
+      </w:r>
+      <w:r>
+        <w:t xml:space="preserve"> </w:t>
+      </w:r>
+      <w:r>
+        <w:rPr>
+          <w:rStyle w:val="VerbatimChar"/>
+        </w:rPr>
+        <w:t xml:space="preserve">POST /calculate</w:t>
+      </w:r>
+      <w:r>
+        <w:t xml:space="preserve"> </w:t>
+      </w:r>
+      <w:r>
+        <w:rPr>
+          <w:bCs/>
+          <w:b/>
+        </w:rPr>
+        <w:t xml:space="preserve">теряет</w:t>
+      </w:r>
+      <w:r>
+        <w:t xml:space="preserve"> </w:t>
+      </w:r>
+      <w:r>
+        <w:t xml:space="preserve">часть корпоративных тарифов (5.8).</w:t>
       </w:r>
     </w:p>
     <w:p>
@@ -265,7 +340,15 @@
         <w:pStyle w:val="BodyText"/>
       </w:pPr>
       <w:r>
-        <w:t xml:space="preserve">Замечания ниже делятся на четыре группы: расхождения с согласованной T01.1 (раздел 2); замечания к самой T01.1 (раздел 3); ответы на вопросы, которые архитектор оставил открытыми, — они закрываются кодом (раздел 4); находки по коду, меняющие решения редакции 2.0 (раздел 5).</w:t>
+        <w:t xml:space="preserve">Основная правка по существу — раздел 6: формат ошибки предложен мимо действующего механизма платформы (5.5), а требование «ошибки ограничения БД отображаются по конкретному constraint» без собственного обработчика даёт 500 вместо 409 (5.6). Вторая правка по существу — §3.6 и §5.2: источник перечня тарифов (5.8).</w:t>
+      </w:r>
+    </w:p>
+    <w:p>
+      <w:pPr>
+        <w:pStyle w:val="BodyText"/>
+      </w:pPr>
+      <w:r>
+        <w:t xml:space="preserve">Замечания ниже делятся на пять групп: расхождения с согласованной T01.1 (раздел 2); замечания к самой T01.1 (раздел 3); ответы на вопросы, которые архитектор оставил открытыми, — они закрываются кодом (раздел 4); находки по коду, меняющие решения редакции 2.0 (раздел 5); полнота самой проверки (раздел 6).</w:t>
       </w:r>
     </w:p>
     <w:p>
@@ -1056,7 +1139,7 @@
         <w:t xml:space="preserve"> </w:t>
       </w:r>
       <w:r>
-        <w:t xml:space="preserve">есть, нужный уникальный индекс есть. Возражений нет.</w:t>
+        <w:t xml:space="preserve">есть, нужный уникальный индекс есть. Возражений нет; детали выполнимости — в 5.11.</w:t>
       </w:r>
     </w:p>
     <w:p>
@@ -2170,13 +2253,13 @@
       </w:r>
     </w:p>
     <w:bookmarkEnd w:id="33"/>
-    <w:bookmarkStart w:id="34" w:name="X7b1ac0a9d2d4164105f6bcbb805019e63adda90"/>
+    <w:bookmarkStart w:id="34" w:name="X3ed3bc5269a5397e7672894832847d468a9520e"/>
     <w:p>
       <w:pPr>
         <w:pStyle w:val="Heading3"/>
       </w:pPr>
       <w:r>
-        <w:t xml:space="preserve">4.4 А8: откуда брать часовой пояс — поле есть, но есть ловушка в контракте расчёта</w:t>
+        <w:t xml:space="preserve">4.4 А8: откуда брать часовой пояс — поле есть, ловушка есть, но не на всех путях расчёта</w:t>
       </w:r>
     </w:p>
     <w:p>
@@ -2223,94 +2306,20 @@
         <w:t xml:space="preserve">Region.timeZone</w:t>
       </w:r>
       <w:r>
-        <w:t xml:space="preserve">), так что источник есть; его наполнение остаётся проверкой И3.</w:t>
-      </w:r>
-    </w:p>
-    <w:p>
-      <w:pPr>
-        <w:pStyle w:val="BodyText"/>
-      </w:pPr>
+        <w:t xml:space="preserve">), так что источник есть; его наполнение остаётся проверкой И3. Код показывает, что это не пожелание: на списочных путях расчёта отсутствие пояса —</w:t>
+      </w:r>
+      <w:r>
+        <w:t xml:space="preserve"> </w:t>
+      </w:r>
       <w:r>
         <w:rPr>
           <w:bCs/>
           <w:b/>
         </w:rPr>
-        <w:t xml:space="preserve">Ловушка, которой нет ни в одном документе.</w:t>
-      </w:r>
-      <w:r>
-        <w:t xml:space="preserve"> </w:t>
-      </w:r>
-      <w:r>
-        <w:t xml:space="preserve">В</w:t>
-      </w:r>
-      <w:r>
-        <w:t xml:space="preserve"> </w:t>
-      </w:r>
-      <w:r>
-        <w:rPr>
-          <w:rStyle w:val="VerbatimChar"/>
-        </w:rPr>
-        <w:t xml:space="preserve">TripDto</w:t>
-      </w:r>
-      <w:r>
-        <w:t xml:space="preserve"> </w:t>
-      </w:r>
-      <w:r>
-        <w:t xml:space="preserve">тарифного сервиса</w:t>
-      </w:r>
-      <w:r>
-        <w:t xml:space="preserve"> </w:t>
-      </w:r>
-      <w:r>
-        <w:rPr>
-          <w:rStyle w:val="VerbatimChar"/>
-        </w:rPr>
-        <w:t xml:space="preserve">tripDate</w:t>
-      </w:r>
-      <w:r>
-        <w:t xml:space="preserve"> </w:t>
-      </w:r>
-      <w:r>
-        <w:t xml:space="preserve">по умолчанию</w:t>
-      </w:r>
-      <w:r>
-        <w:t xml:space="preserve"> </w:t>
-      </w:r>
-      <w:r>
-        <w:rPr>
-          <w:rStyle w:val="VerbatimChar"/>
-        </w:rPr>
-        <w:t xml:space="preserve">now(UTC) + 5 минут</w:t>
-      </w:r>
-      <w:r>
-        <w:t xml:space="preserve">, а</w:t>
-      </w:r>
-      <w:r>
-        <w:t xml:space="preserve"> </w:t>
-      </w:r>
-      <w:r>
-        <w:rPr>
-          <w:rStyle w:val="VerbatimChar"/>
-        </w:rPr>
-        <w:t xml:space="preserve">timeZone</w:t>
-      </w:r>
-      <w:r>
-        <w:t xml:space="preserve"> </w:t>
-      </w:r>
-      <w:r>
-        <w:t xml:space="preserve">по умолчанию</w:t>
-      </w:r>
-      <w:r>
-        <w:t xml:space="preserve"> </w:t>
-      </w:r>
-      <w:r>
-        <w:rPr>
-          <w:rStyle w:val="VerbatimChar"/>
-        </w:rPr>
-        <w:t xml:space="preserve">"GMT+03"</w:t>
-      </w:r>
-      <w:r>
-        <w:t xml:space="preserve">. Метод</w:t>
+        <w:t xml:space="preserve">жёсткий отказ</w:t>
+      </w:r>
+      <w:r>
+        <w:t xml:space="preserve">.</w:t>
       </w:r>
       <w:r>
         <w:t xml:space="preserve"> </w:t>
@@ -2325,32 +2334,97 @@
         <w:t xml:space="preserve"> </w:t>
       </w:r>
       <w:r>
-        <w:t xml:space="preserve">трактует присланный</w:t>
-      </w:r>
-      <w:r>
-        <w:t xml:space="preserve"> </w:t>
-      </w:r>
-      <w:r>
-        <w:rPr>
-          <w:rStyle w:val="VerbatimChar"/>
-        </w:rPr>
-        <w:t xml:space="preserve">tripDate</w:t>
-      </w:r>
-      <w:r>
-        <w:t xml:space="preserve"> </w:t>
-      </w:r>
-      <w:r>
-        <w:t xml:space="preserve">как UTC, переводит его в</w:t>
-      </w:r>
-      <w:r>
-        <w:t xml:space="preserve"> </w:t>
-      </w:r>
+        <w:t xml:space="preserve">при пустом поясе региона бросает</w:t>
+      </w:r>
+      <w:r>
+        <w:t xml:space="preserve"> </w:t>
+      </w:r>
+      <w:r>
+        <w:rPr>
+          <w:rStyle w:val="VerbatimChar"/>
+        </w:rPr>
+        <w:t xml:space="preserve">RegionResolvingFailedException("Не удалось получить таймзону для региона")</w:t>
+      </w:r>
+      <w:r>
+        <w:t xml:space="preserve"> </w:t>
+      </w:r>
+      <w:r>
+        <w:t xml:space="preserve">(строки 290–293). То есть</w:t>
+      </w:r>
+      <w:r>
+        <w:t xml:space="preserve"> </w:t>
+      </w:r>
+      <w:r>
+        <w:rPr>
+          <w:rStyle w:val="VerbatimChar"/>
+        </w:rPr>
+        <w:t xml:space="preserve">503 CONTEXT_NOT_READY</w:t>
+      </w:r>
+      <w:r>
+        <w:t xml:space="preserve"> </w:t>
+      </w:r>
+      <w:r>
+        <w:t xml:space="preserve">в §6.2 опирается на реальное поведение зависимости, а И3 из «желательно проверить» становится обязательной.</w:t>
+      </w:r>
+    </w:p>
+    <w:p>
+      <w:pPr>
+        <w:pStyle w:val="BodyText"/>
+      </w:pPr>
       <w:r>
         <w:rPr>
           <w:bCs/>
           <w:b/>
         </w:rPr>
-        <w:t xml:space="preserve">присланный</w:t>
+        <w:t xml:space="preserve">Ловушка, которой нет ни в одном документе.</w:t>
+      </w:r>
+      <w:r>
+        <w:t xml:space="preserve"> </w:t>
+      </w:r>
+      <w:r>
+        <w:t xml:space="preserve">В</w:t>
+      </w:r>
+      <w:r>
+        <w:t xml:space="preserve"> </w:t>
+      </w:r>
+      <w:r>
+        <w:rPr>
+          <w:rStyle w:val="VerbatimChar"/>
+        </w:rPr>
+        <w:t xml:space="preserve">TripDto</w:t>
+      </w:r>
+      <w:r>
+        <w:t xml:space="preserve"> </w:t>
+      </w:r>
+      <w:r>
+        <w:t xml:space="preserve">тарифного сервиса</w:t>
+      </w:r>
+      <w:r>
+        <w:t xml:space="preserve"> </w:t>
+      </w:r>
+      <w:r>
+        <w:rPr>
+          <w:rStyle w:val="VerbatimChar"/>
+        </w:rPr>
+        <w:t xml:space="preserve">tripDate</w:t>
+      </w:r>
+      <w:r>
+        <w:t xml:space="preserve"> </w:t>
+      </w:r>
+      <w:r>
+        <w:t xml:space="preserve">по умолчанию</w:t>
+      </w:r>
+      <w:r>
+        <w:t xml:space="preserve"> </w:t>
+      </w:r>
+      <w:r>
+        <w:rPr>
+          <w:rStyle w:val="VerbatimChar"/>
+        </w:rPr>
+        <w:t xml:space="preserve">now(UTC) + 5 минут</w:t>
+      </w:r>
+      <w:r>
+        <w:t xml:space="preserve">, а</w:t>
       </w:r>
       <w:r>
         <w:t xml:space="preserve"> </w:t>
@@ -2362,30 +2436,52 @@
         <w:t xml:space="preserve">timeZone</w:t>
       </w:r>
       <w:r>
-        <w:t xml:space="preserve">, берёт получившееся местное время и переставляет его в зону региона.</w:t>
-      </w:r>
-    </w:p>
-    <w:p>
-      <w:pPr>
-        <w:pStyle w:val="BodyText"/>
-      </w:pPr>
-      <w:r>
-        <w:t xml:space="preserve">Поэтому «пятница 23:00» при умолчании</w:t>
-      </w:r>
-      <w:r>
-        <w:t xml:space="preserve"> </w:t>
-      </w:r>
-      <w:r>
-        <w:rPr>
-          <w:rStyle w:val="VerbatimChar"/>
-        </w:rPr>
-        <w:t xml:space="preserve">GMT+03</w:t>
-      </w:r>
-      <w:r>
-        <w:t xml:space="preserve"> </w:t>
-      </w:r>
-      <w:r>
-        <w:t xml:space="preserve">превращается в</w:t>
+        <w:t xml:space="preserve"> </w:t>
+      </w:r>
+      <w:r>
+        <w:t xml:space="preserve">по умолчанию</w:t>
+      </w:r>
+      <w:r>
+        <w:t xml:space="preserve"> </w:t>
+      </w:r>
+      <w:r>
+        <w:rPr>
+          <w:rStyle w:val="VerbatimChar"/>
+        </w:rPr>
+        <w:t xml:space="preserve">"GMT+03"</w:t>
+      </w:r>
+      <w:r>
+        <w:t xml:space="preserve">. Метод</w:t>
+      </w:r>
+      <w:r>
+        <w:t xml:space="preserve"> </w:t>
+      </w:r>
+      <w:r>
+        <w:rPr>
+          <w:rStyle w:val="VerbatimChar"/>
+        </w:rPr>
+        <w:t xml:space="preserve">formatTripDateBasedOnRegionTimeZone</w:t>
+      </w:r>
+      <w:r>
+        <w:t xml:space="preserve"> </w:t>
+      </w:r>
+      <w:r>
+        <w:t xml:space="preserve">трактует присланный</w:t>
+      </w:r>
+      <w:r>
+        <w:t xml:space="preserve"> </w:t>
+      </w:r>
+      <w:r>
+        <w:rPr>
+          <w:rStyle w:val="VerbatimChar"/>
+        </w:rPr>
+        <w:t xml:space="preserve">tripDate</w:t>
+      </w:r>
+      <w:r>
+        <w:t xml:space="preserve"> </w:t>
+      </w:r>
+      <w:r>
+        <w:t xml:space="preserve">как UTC, переводит его в</w:t>
       </w:r>
       <w:r>
         <w:t xml:space="preserve"> </w:t>
@@ -2395,64 +2491,226 @@
           <w:bCs/>
           <w:b/>
         </w:rPr>
-        <w:t xml:space="preserve">субботу 02:00</w:t>
-      </w:r>
-      <w:r>
-        <w:t xml:space="preserve"> </w:t>
-      </w:r>
-      <w:r>
-        <w:t xml:space="preserve">по региону, а признак выходного дня (</w:t>
-      </w:r>
-      <w:r>
-        <w:rPr>
-          <w:rStyle w:val="VerbatimChar"/>
-        </w:rPr>
-        <w:t xml:space="preserve">getTimeCoefficient</w:t>
-      </w:r>
-      <w:r>
-        <w:t xml:space="preserve">) проверяется по этому же времени и даёт</w:t>
-      </w:r>
-      <w:r>
-        <w:t xml:space="preserve"> </w:t>
-      </w:r>
-      <w:r>
-        <w:rPr>
-          <w:rStyle w:val="VerbatimChar"/>
-        </w:rPr>
-        <w:t xml:space="preserve">coefDayOff</w:t>
-      </w:r>
-      <w:r>
-        <w:t xml:space="preserve"> </w:t>
-      </w:r>
-      <w:r>
-        <w:t xml:space="preserve">— ровно надбавку выходного дня, которую заказчик исключил.</w:t>
+        <w:t xml:space="preserve">присланный</w:t>
+      </w:r>
+      <w:r>
+        <w:t xml:space="preserve"> </w:t>
+      </w:r>
+      <w:r>
+        <w:rPr>
+          <w:rStyle w:val="VerbatimChar"/>
+        </w:rPr>
+        <w:t xml:space="preserve">timeZone</w:t>
+      </w:r>
+      <w:r>
+        <w:t xml:space="preserve">, берёт получившееся местное время и переставляет его в зону региона.</w:t>
       </w:r>
     </w:p>
     <w:p>
       <w:pPr>
         <w:pStyle w:val="BodyText"/>
       </w:pPr>
+      <w:r>
+        <w:t xml:space="preserve">Поэтому «пятница 23:00» при умолчании</w:t>
+      </w:r>
+      <w:r>
+        <w:t xml:space="preserve"> </w:t>
+      </w:r>
+      <w:r>
+        <w:rPr>
+          <w:rStyle w:val="VerbatimChar"/>
+        </w:rPr>
+        <w:t xml:space="preserve">GMT+03</w:t>
+      </w:r>
+      <w:r>
+        <w:t xml:space="preserve"> </w:t>
+      </w:r>
+      <w:r>
+        <w:t xml:space="preserve">превращается в</w:t>
+      </w:r>
+      <w:r>
+        <w:t xml:space="preserve"> </w:t>
+      </w:r>
       <w:r>
         <w:rPr>
           <w:bCs/>
           <w:b/>
         </w:rPr>
-        <w:t xml:space="preserve">Что сделать.</w:t>
-      </w:r>
-      <w:r>
-        <w:t xml:space="preserve"> </w:t>
-      </w:r>
-      <w:r>
-        <w:t xml:space="preserve">В §5.4 задать условную дату</w:t>
-      </w:r>
-      <w:r>
-        <w:t xml:space="preserve"> </w:t>
-      </w:r>
+        <w:t xml:space="preserve">субботу 02:00</w:t>
+      </w:r>
+      <w:r>
+        <w:t xml:space="preserve"> </w:t>
+      </w:r>
+      <w:r>
+        <w:t xml:space="preserve">по региону, а признак выходного дня (</w:t>
+      </w:r>
+      <w:r>
+        <w:rPr>
+          <w:rStyle w:val="VerbatimChar"/>
+        </w:rPr>
+        <w:t xml:space="preserve">getTimeCoefficient</w:t>
+      </w:r>
+      <w:r>
+        <w:t xml:space="preserve">) проверяется по этому же времени и даёт</w:t>
+      </w:r>
+      <w:r>
+        <w:t xml:space="preserve"> </w:t>
+      </w:r>
+      <w:r>
+        <w:rPr>
+          <w:rStyle w:val="VerbatimChar"/>
+        </w:rPr>
+        <w:t xml:space="preserve">coefDayOff</w:t>
+      </w:r>
+      <w:r>
+        <w:t xml:space="preserve"> </w:t>
+      </w:r>
+      <w:r>
+        <w:t xml:space="preserve">— ровно надбавку выходного дня, которую заказчик исключил.</w:t>
+      </w:r>
+    </w:p>
+    <w:p>
+      <w:pPr>
+        <w:pStyle w:val="BodyText"/>
+      </w:pPr>
       <w:r>
         <w:rPr>
           <w:bCs/>
           <w:b/>
         </w:rPr>
+        <w:t xml:space="preserve">Уточнение редакции 1.1: ловушка действует не на всех методах.</w:t>
+      </w:r>
+      <w:r>
+        <w:t xml:space="preserve"> </w:t>
+      </w:r>
+      <w:r>
+        <w:rPr>
+          <w:rStyle w:val="VerbatimChar"/>
+        </w:rPr>
+        <w:t xml:space="preserve">formatTripDateBasedOnRegionTimeZone</w:t>
+      </w:r>
+      <w:r>
+        <w:t xml:space="preserve"> </w:t>
+      </w:r>
+      <w:r>
+        <w:t xml:space="preserve">вызывается ровно в трёх местах —</w:t>
+      </w:r>
+      <w:r>
+        <w:t xml:space="preserve"> </w:t>
+      </w:r>
+      <w:r>
+        <w:rPr>
+          <w:rStyle w:val="VerbatimChar"/>
+        </w:rPr>
+        <w:t xml:space="preserve">calculate(tripData, …)</w:t>
+      </w:r>
+      <w:r>
+        <w:t xml:space="preserve"> </w:t>
+      </w:r>
+      <w:r>
+        <w:t xml:space="preserve">(строка 110, это</w:t>
+      </w:r>
+      <w:r>
+        <w:t xml:space="preserve"> </w:t>
+      </w:r>
+      <w:r>
+        <w:rPr>
+          <w:rStyle w:val="VerbatimChar"/>
+        </w:rPr>
+        <w:t xml:space="preserve">POST /calculate</w:t>
+      </w:r>
+      <w:r>
+        <w:t xml:space="preserve">),</w:t>
+      </w:r>
+      <w:r>
+        <w:t xml:space="preserve"> </w:t>
+      </w:r>
+      <w:r>
+        <w:rPr>
+          <w:rStyle w:val="VerbatimChar"/>
+        </w:rPr>
+        <w:t xml:space="preserve">calculateTransports</w:t>
+      </w:r>
+      <w:r>
+        <w:t xml:space="preserve"> </w:t>
+      </w:r>
+      <w:r>
+        <w:t xml:space="preserve">(строка 129,</w:t>
+      </w:r>
+      <w:r>
+        <w:t xml:space="preserve"> </w:t>
+      </w:r>
+      <w:r>
+        <w:rPr>
+          <w:rStyle w:val="VerbatimChar"/>
+        </w:rPr>
+        <w:t xml:space="preserve">POST /calculate/transport</w:t>
+      </w:r>
+      <w:r>
+        <w:t xml:space="preserve">) и</w:t>
+      </w:r>
+      <w:r>
+        <w:t xml:space="preserve"> </w:t>
+      </w:r>
+      <w:r>
+        <w:rPr>
+          <w:rStyle w:val="VerbatimChar"/>
+        </w:rPr>
+        <w:t xml:space="preserve">calculateTransport</w:t>
+      </w:r>
+      <w:r>
+        <w:t xml:space="preserve"> </w:t>
+      </w:r>
+      <w:r>
+        <w:t xml:space="preserve">(строка 206,</w:t>
+      </w:r>
+      <w:r>
+        <w:t xml:space="preserve"> </w:t>
+      </w:r>
+      <w:r>
+        <w:rPr>
+          <w:rStyle w:val="VerbatimChar"/>
+        </w:rPr>
+        <w:t xml:space="preserve">POST /calculate/transport/{transportId}</w:t>
+      </w:r>
+      <w:r>
+        <w:t xml:space="preserve">). В методах «один тариф по идентификатору» (</w:t>
+      </w:r>
+      <w:r>
+        <w:rPr>
+          <w:rStyle w:val="VerbatimChar"/>
+        </w:rPr>
+        <w:t xml:space="preserve">calculate(tariffType, tariffId, …)</w:t>
+      </w:r>
+      <w:r>
+        <w:t xml:space="preserve">, строка 84) и «по виду транспорта» (строка 631) преобразования нет вовсе: дата используется как присланная, пояс региона не запрашивается.</w:t>
+      </w:r>
+    </w:p>
+    <w:p>
+      <w:pPr>
+        <w:pStyle w:val="BodyText"/>
+      </w:pPr>
+      <w:r>
+        <w:rPr>
+          <w:bCs/>
+          <w:b/>
+        </w:rPr>
+        <w:t xml:space="preserve">Что сделать.</w:t>
+      </w:r>
+      <w:r>
+        <w:t xml:space="preserve"> </w:t>
+      </w:r>
+      <w:r>
+        <w:t xml:space="preserve">В §5.4 задать условную дату</w:t>
+      </w:r>
+      <w:r>
+        <w:t xml:space="preserve"> </w:t>
+      </w:r>
+      <w:r>
+        <w:rPr>
+          <w:bCs/>
+          <w:b/>
+        </w:rPr>
         <w:t xml:space="preserve">парой</w:t>
       </w:r>
       <w:r>
@@ -2483,7 +2741,34 @@
         <w:t xml:space="preserve">timeZone</w:t>
       </w:r>
       <w:r>
-        <w:t xml:space="preserve">» и указать, что будний день проверяется после приведения к зоне региона. Самый простой вариант — передавать</w:t>
+        <w:t xml:space="preserve">» и указать, на каком методе она передаётся. Если ориентир считается методом «тариф по идентификатору» (а это и есть наш случай, см. 5.1 и 5.8), преобразования не происходит и достаточно прислать нужное местное время;</w:t>
+      </w:r>
+      <w:r>
+        <w:t xml:space="preserve"> </w:t>
+      </w:r>
+      <w:r>
+        <w:rPr>
+          <w:rStyle w:val="VerbatimChar"/>
+        </w:rPr>
+        <w:t xml:space="preserve">timeZone</w:t>
+      </w:r>
+      <w:r>
+        <w:t xml:space="preserve"> </w:t>
+      </w:r>
+      <w:r>
+        <w:t xml:space="preserve">там ни на что не влияет. Если используется</w:t>
+      </w:r>
+      <w:r>
+        <w:t xml:space="preserve"> </w:t>
+      </w:r>
+      <w:r>
+        <w:rPr>
+          <w:rStyle w:val="VerbatimChar"/>
+        </w:rPr>
+        <w:t xml:space="preserve">POST /calculate</w:t>
+      </w:r>
+      <w:r>
+        <w:t xml:space="preserve">, нужно передавать</w:t>
       </w:r>
       <w:r>
         <w:t xml:space="preserve"> </w:t>
@@ -2513,7 +2798,7 @@
         <w:t xml:space="preserve"> </w:t>
       </w:r>
       <w:r>
-        <w:t xml:space="preserve">с нужным местным временем, тогда преобразование тождественно.</w:t>
+        <w:t xml:space="preserve">с нужным местным временем — тогда преобразование тождественно — и помнить про отказ при незаполненном поясе региона.</w:t>
       </w:r>
     </w:p>
     <w:p>
@@ -2525,7 +2810,7 @@
     </w:p>
     <w:bookmarkEnd w:id="34"/>
     <w:bookmarkEnd w:id="35"/>
-    <w:bookmarkStart w:id="41" w:name="Xd8e8063e5472c7eabb7460d53346edfdf407834"/>
+    <w:bookmarkStart w:id="48" w:name="Xd8e8063e5472c7eabb7460d53346edfdf407834"/>
     <w:p>
       <w:pPr>
         <w:pStyle w:val="Heading2"/>
@@ -2723,7 +3008,7 @@
         <w:t xml:space="preserve">tariffId</w:t>
       </w:r>
       <w:r>
-        <w:t xml:space="preserve">. Там же стоит перечислить остальные реально опубликованные пути расчёта:</w:t>
+        <w:t xml:space="preserve">. Там же стоит перечислить все реально опубликованные пути расчёта (каждый объявлен парой, с завершающим слешем и без, см. 5.12):</w:t>
       </w:r>
       <w:r>
         <w:t xml:space="preserve"> </w:t>
@@ -2744,6 +3029,18 @@
         <w:rPr>
           <w:rStyle w:val="VerbatimChar"/>
         </w:rPr>
+        <w:t xml:space="preserve">POST /calculate/{tariffType}</w:t>
+      </w:r>
+      <w:r>
+        <w:t xml:space="preserve">,</w:t>
+      </w:r>
+      <w:r>
+        <w:t xml:space="preserve"> </w:t>
+      </w:r>
+      <w:r>
+        <w:rPr>
+          <w:rStyle w:val="VerbatimChar"/>
+        </w:rPr>
         <w:t xml:space="preserve">POST /calculate/{tariffType}/{tariffId}</w:t>
       </w:r>
       <w:r>
@@ -2756,6 +3053,18 @@
         <w:rPr>
           <w:rStyle w:val="VerbatimChar"/>
         </w:rPr>
+        <w:t xml:space="preserve">POST /calculate/enum/{transportType}</w:t>
+      </w:r>
+      <w:r>
+        <w:t xml:space="preserve">,</w:t>
+      </w:r>
+      <w:r>
+        <w:t xml:space="preserve"> </w:t>
+      </w:r>
+      <w:r>
+        <w:rPr>
+          <w:rStyle w:val="VerbatimChar"/>
+        </w:rPr>
         <w:t xml:space="preserve">POST /calculate/enum/{transportType}/{tariffId}</w:t>
       </w:r>
       <w:r>
@@ -2799,6 +3108,75 @@
       </w:r>
       <w:r>
         <w:t xml:space="preserve">удобнее: не требует UUID вида транспорта.</w:t>
+      </w:r>
+    </w:p>
+    <w:p>
+      <w:pPr>
+        <w:pStyle w:val="BodyText"/>
+      </w:pPr>
+      <w:r>
+        <w:rPr>
+          <w:bCs/>
+          <w:b/>
+        </w:rPr>
+        <w:t xml:space="preserve">Уточнение редакции 1.1.</w:t>
+      </w:r>
+      <w:r>
+        <w:t xml:space="preserve"> </w:t>
+      </w:r>
+      <w:r>
+        <w:t xml:space="preserve">Метод «один тариф по идентификатору» (</w:t>
+      </w:r>
+      <w:r>
+        <w:rPr>
+          <w:rStyle w:val="VerbatimChar"/>
+        </w:rPr>
+        <w:t xml:space="preserve">CalculateServiceImpl</w:t>
+      </w:r>
+      <w:r>
+        <w:t xml:space="preserve">, строка 84) проверяет только одно: тариф найден по</w:t>
+      </w:r>
+      <w:r>
+        <w:t xml:space="preserve"> </w:t>
+      </w:r>
+      <w:r>
+        <w:rPr>
+          <w:rStyle w:val="VerbatimChar"/>
+        </w:rPr>
+        <w:t xml:space="preserve">(вид транспорта, id)</w:t>
+      </w:r>
+      <w:r>
+        <w:t xml:space="preserve"> </w:t>
+      </w:r>
+      <w:r>
+        <w:t xml:space="preserve">и</w:t>
+      </w:r>
+      <w:r>
+        <w:t xml:space="preserve"> </w:t>
+      </w:r>
+      <w:r>
+        <w:rPr>
+          <w:rStyle w:val="VerbatimChar"/>
+        </w:rPr>
+        <w:t xml:space="preserve">active = true</w:t>
+      </w:r>
+      <w:r>
+        <w:t xml:space="preserve">. Ни организация, ни договор, ни подразделение, ни территория, ни признак ночного тарифа там не проверяются, и пояс региона не запрашивается. Для нас это и плюс (детерминированная цена, см. 5.8), и обязанность: принадлежность тарифа своей организации и всё остальное из §5.1 проверяем мы, а чужой</w:t>
+      </w:r>
+      <w:r>
+        <w:t xml:space="preserve"> </w:t>
+      </w:r>
+      <w:r>
+        <w:rPr>
+          <w:rStyle w:val="VerbatimChar"/>
+        </w:rPr>
+        <w:t xml:space="preserve">tariffId</w:t>
+      </w:r>
+      <w:r>
+        <w:t xml:space="preserve"> </w:t>
+      </w:r>
+      <w:r>
+        <w:t xml:space="preserve">этим методом посчитается без ошибки.</w:t>
       </w:r>
     </w:p>
     <w:bookmarkEnd w:id="36"/>
@@ -3320,7 +3698,192 @@
         <w:t xml:space="preserve"> </w:t>
       </w:r>
       <w:r>
-        <w:t xml:space="preserve">читаются отдельным вызовом, и bundle собирается минимум из двух обращений.</w:t>
+        <w:t xml:space="preserve">читаются отдельными вызовами, и bundle собирается минимум из трёх обращений: расчёт, карточка тарифа и карточка договора.</w:t>
+      </w:r>
+    </w:p>
+    <w:p>
+      <w:pPr>
+        <w:pStyle w:val="BodyText"/>
+      </w:pPr>
+      <w:r>
+        <w:t xml:space="preserve">Нужные данные в published API есть, и это стоит записать прямо: карточка тарифа трансфера (</w:t>
+      </w:r>
+      <w:r>
+        <w:rPr>
+          <w:rStyle w:val="VerbatimChar"/>
+        </w:rPr>
+        <w:t xml:space="preserve">NewGroupTransferTariffDTO</w:t>
+      </w:r>
+      <w:r>
+        <w:t xml:space="preserve">) отдаёт</w:t>
+      </w:r>
+      <w:r>
+        <w:t xml:space="preserve"> </w:t>
+      </w:r>
+      <w:r>
+        <w:rPr>
+          <w:rStyle w:val="VerbatimChar"/>
+        </w:rPr>
+        <w:t xml:space="preserve">contractId</w:t>
+      </w:r>
+      <w:r>
+        <w:t xml:space="preserve">,</w:t>
+      </w:r>
+      <w:r>
+        <w:t xml:space="preserve"> </w:t>
+      </w:r>
+      <w:r>
+        <w:rPr>
+          <w:rStyle w:val="VerbatimChar"/>
+        </w:rPr>
+        <w:t xml:space="preserve">department</w:t>
+      </w:r>
+      <w:r>
+        <w:t xml:space="preserve">,</w:t>
+      </w:r>
+      <w:r>
+        <w:t xml:space="preserve"> </w:t>
+      </w:r>
+      <w:r>
+        <w:rPr>
+          <w:rStyle w:val="VerbatimChar"/>
+        </w:rPr>
+        <w:t xml:space="preserve">tariffStartDate</w:t>
+      </w:r>
+      <w:r>
+        <w:t xml:space="preserve">,</w:t>
+      </w:r>
+      <w:r>
+        <w:t xml:space="preserve"> </w:t>
+      </w:r>
+      <w:r>
+        <w:rPr>
+          <w:rStyle w:val="VerbatimChar"/>
+        </w:rPr>
+        <w:t xml:space="preserve">tariffEndDate</w:t>
+      </w:r>
+      <w:r>
+        <w:t xml:space="preserve">,</w:t>
+      </w:r>
+      <w:r>
+        <w:t xml:space="preserve"> </w:t>
+      </w:r>
+      <w:r>
+        <w:rPr>
+          <w:rStyle w:val="VerbatimChar"/>
+        </w:rPr>
+        <w:t xml:space="preserve">regionIds</w:t>
+      </w:r>
+      <w:r>
+        <w:t xml:space="preserve">,</w:t>
+      </w:r>
+      <w:r>
+        <w:t xml:space="preserve"> </w:t>
+      </w:r>
+      <w:r>
+        <w:rPr>
+          <w:rStyle w:val="VerbatimChar"/>
+        </w:rPr>
+        <w:t xml:space="preserve">transportIds</w:t>
+      </w:r>
+      <w:r>
+        <w:t xml:space="preserve">; карточка договора</w:t>
+      </w:r>
+      <w:r>
+        <w:t xml:space="preserve"> </w:t>
+      </w:r>
+      <w:r>
+        <w:rPr>
+          <w:rStyle w:val="VerbatimChar"/>
+        </w:rPr>
+        <w:t xml:space="preserve">GET /api/tariffs/contracts/{contractId}</w:t>
+      </w:r>
+      <w:r>
+        <w:t xml:space="preserve"> </w:t>
+      </w:r>
+      <w:r>
+        <w:t xml:space="preserve">(</w:t>
+      </w:r>
+      <w:r>
+        <w:rPr>
+          <w:rStyle w:val="VerbatimChar"/>
+        </w:rPr>
+        <w:t xml:space="preserve">GetContractDTO</w:t>
+      </w:r>
+      <w:r>
+        <w:t xml:space="preserve">) отдаёт</w:t>
+      </w:r>
+      <w:r>
+        <w:t xml:space="preserve"> </w:t>
+      </w:r>
+      <w:r>
+        <w:rPr>
+          <w:rStyle w:val="VerbatimChar"/>
+        </w:rPr>
+        <w:t xml:space="preserve">startDate</w:t>
+      </w:r>
+      <w:r>
+        <w:t xml:space="preserve">,</w:t>
+      </w:r>
+      <w:r>
+        <w:t xml:space="preserve"> </w:t>
+      </w:r>
+      <w:r>
+        <w:rPr>
+          <w:rStyle w:val="VerbatimChar"/>
+        </w:rPr>
+        <w:t xml:space="preserve">endDate</w:t>
+      </w:r>
+      <w:r>
+        <w:t xml:space="preserve">,</w:t>
+      </w:r>
+      <w:r>
+        <w:t xml:space="preserve"> </w:t>
+      </w:r>
+      <w:r>
+        <w:rPr>
+          <w:rStyle w:val="VerbatimChar"/>
+        </w:rPr>
+        <w:t xml:space="preserve">active</w:t>
+      </w:r>
+      <w:r>
+        <w:t xml:space="preserve">,</w:t>
+      </w:r>
+      <w:r>
+        <w:t xml:space="preserve"> </w:t>
+      </w:r>
+      <w:r>
+        <w:rPr>
+          <w:rStyle w:val="VerbatimChar"/>
+        </w:rPr>
+        <w:t xml:space="preserve">contractType</w:t>
+      </w:r>
+      <w:r>
+        <w:t xml:space="preserve">,</w:t>
+      </w:r>
+      <w:r>
+        <w:t xml:space="preserve"> </w:t>
+      </w:r>
+      <w:r>
+        <w:rPr>
+          <w:rStyle w:val="VerbatimChar"/>
+        </w:rPr>
+        <w:t xml:space="preserve">organizationIds</w:t>
+      </w:r>
+      <w:r>
+        <w:t xml:space="preserve">,</w:t>
+      </w:r>
+      <w:r>
+        <w:t xml:space="preserve"> </w:t>
+      </w:r>
+      <w:r>
+        <w:rPr>
+          <w:rStyle w:val="VerbatimChar"/>
+        </w:rPr>
+        <w:t xml:space="preserve">regionIds</w:t>
+      </w:r>
+      <w:r>
+        <w:t xml:space="preserve">. То есть проверки §5.1 выполнимы — но только собственными вызовами, а не разбором ответа расчёта.</w:t>
       </w:r>
     </w:p>
     <w:p>
@@ -3338,7 +3901,7 @@
         <w:t xml:space="preserve"> </w:t>
       </w:r>
       <w:r>
-        <w:t xml:space="preserve">Переформулировать: bundle собирается из нескольких вызовов, согласованность обеспечивается проверкой (перечитать метаданные тарифа после расчёта и сверить с использованными), а не единым ответом. Само требование «не смешивать цену из одного расчёта со снимком из другого поиска» остаётся в силе и становится ещё важнее.</w:t>
+        <w:t xml:space="preserve">Переформулировать: bundle собирается из нескольких вызовов, согласованность обеспечивается проверкой (перечитать метаданные тарифа и договора после расчёта и сверить с использованными), а не единым ответом. Само требование «не смешивать цену из одного расчёта со снимком из другого поиска» остаётся в силе и становится ещё важнее.</w:t>
       </w:r>
     </w:p>
     <w:bookmarkEnd w:id="38"/>
@@ -3520,113 +4083,49 @@
       </w:r>
     </w:p>
     <w:bookmarkEnd w:id="39"/>
-    <w:bookmarkStart w:id="40" w:name="X99e5a605955b46d6f49101ffa754ee0d9f45387"/>
+    <w:bookmarkStart w:id="40" w:name="Xa6279fca999450d90c7be2f6d7d033c007a3528"/>
     <w:p>
       <w:pPr>
         <w:pStyle w:val="Heading3"/>
       </w:pPr>
       <w:r>
-        <w:t xml:space="preserve">5.5 Мелкие уточнения</w:t>
-      </w:r>
-    </w:p>
-    <w:p>
-      <w:pPr>
-        <w:pStyle w:val="FirstParagraph"/>
-      </w:pPr>
+        <w:t xml:space="preserve">5.5 §6.1: у платформы</w:t>
+      </w:r>
+      <w:r>
+        <w:t xml:space="preserve"> </w:t>
+      </w:r>
       <w:r>
         <w:rPr>
           <w:bCs/>
           <w:b/>
         </w:rPr>
-        <w:t xml:space="preserve">Индекс для поиска кандидатов.</w:t>
-      </w:r>
-      <w:r>
-        <w:t xml:space="preserve"> </w:t>
-      </w:r>
-      <w:r>
-        <w:t xml:space="preserve">T01.1 определяет неуникальный индекс по</w:t>
-      </w:r>
-      <w:r>
-        <w:t xml:space="preserve"> </w:t>
-      </w:r>
-      <w:r>
-        <w:rPr>
-          <w:rStyle w:val="VerbatimChar"/>
-        </w:rPr>
-        <w:t xml:space="preserve">route_key</w:t>
-      </w:r>
-      <w:r>
-        <w:t xml:space="preserve"> </w:t>
-      </w:r>
-      <w:r>
-        <w:t xml:space="preserve">и индекс</w:t>
-      </w:r>
-      <w:r>
-        <w:t xml:space="preserve"> </w:t>
-      </w:r>
-      <w:r>
-        <w:rPr>
-          <w:rStyle w:val="VerbatimChar"/>
-        </w:rPr>
-        <w:t xml:space="preserve">(organization_id, is_active)</w:t>
-      </w:r>
-      <w:r>
-        <w:t xml:space="preserve">. В §4.1 кандидаты отбираются по организации</w:t>
-      </w:r>
-      <w:r>
-        <w:t xml:space="preserve"> </w:t>
-      </w:r>
-      <w:r>
-        <w:rPr>
-          <w:bCs/>
-          <w:b/>
-        </w:rPr>
-        <w:t xml:space="preserve">и</w:t>
-      </w:r>
-      <w:r>
-        <w:t xml:space="preserve"> </w:t>
-      </w:r>
-      <w:r>
-        <w:t xml:space="preserve">ключу; поскольку</w:t>
-      </w:r>
-      <w:r>
-        <w:t xml:space="preserve"> </w:t>
-      </w:r>
-      <w:r>
-        <w:rPr>
-          <w:rStyle w:val="VerbatimChar"/>
-        </w:rPr>
-        <w:t xml:space="preserve">organizationId</w:t>
-      </w:r>
-      <w:r>
-        <w:t xml:space="preserve"> </w:t>
-      </w:r>
-      <w:r>
-        <w:t xml:space="preserve">входит в канонический массив и, значит, в сам</w:t>
-      </w:r>
-      <w:r>
-        <w:t xml:space="preserve"> </w:t>
-      </w:r>
-      <w:r>
-        <w:rPr>
-          <w:rStyle w:val="VerbatimChar"/>
-        </w:rPr>
-        <w:t xml:space="preserve">route_key</w:t>
-      </w:r>
-      <w:r>
-        <w:t xml:space="preserve">, проверка организации избыточна. Вреда нет, но стоит сказать, что отбор идёт по индексу</w:t>
-      </w:r>
-      <w:r>
-        <w:t xml:space="preserve"> </w:t>
-      </w:r>
-      <w:r>
-        <w:rPr>
-          <w:rStyle w:val="VerbatimChar"/>
-        </w:rPr>
-        <w:t xml:space="preserve">route_key</w:t>
-      </w:r>
-      <w:r>
-        <w:t xml:space="preserve">, а условие организации оставлено как дополнительная защита.</w:t>
+        <w:t xml:space="preserve">есть</w:t>
+      </w:r>
+      <w:r>
+        <w:t xml:space="preserve"> </w:t>
+      </w:r>
+      <w:r>
+        <w:t xml:space="preserve">механизм кода ошибки — локальный DTO не нужен</w:t>
+      </w:r>
+    </w:p>
+    <w:p>
+      <w:pPr>
+        <w:pStyle w:val="FirstParagraph"/>
+      </w:pPr>
+      <w:r>
+        <w:t xml:space="preserve">Редакция 2.0: «Поля code в исследованном теле нет… создать локальный</w:t>
+      </w:r>
+      <w:r>
+        <w:t xml:space="preserve"> </w:t>
+      </w:r>
+      <w:r>
+        <w:rPr>
+          <w:rStyle w:val="VerbatimChar"/>
+        </w:rPr>
+        <w:t xml:space="preserve">FavoriteRouteExceptionBody</w:t>
+      </w:r>
+      <w:r>
+        <w:t xml:space="preserve">… добавляющий обязательный string code. Расширение необходимо прежде всего для разных причин 409; тип ошибки не определяется разбором русского message».</w:t>
       </w:r>
     </w:p>
     <w:p>
@@ -3634,135 +4133,76 @@
         <w:pStyle w:val="BodyText"/>
       </w:pPr>
       <w:r>
-        <w:rPr>
-          <w:bCs/>
-          <w:b/>
-        </w:rPr>
-        <w:t xml:space="preserve">Внутренние пути и права.</w:t>
-      </w:r>
-      <w:r>
-        <w:t xml:space="preserve"> </w:t>
-      </w:r>
-      <w:r>
-        <w:t xml:space="preserve">Выбор «внутренний корень — /» работоспособен: стартер прав сопоставляет URL по числу сегментов и точным совпадениям, выбирая кандидата с наибольшим числом точных сегментов, и при единственном кандидате возвращает его. Поэтому</w:t>
-      </w:r>
-      <w:r>
-        <w:t xml:space="preserve"> </w:t>
-      </w:r>
-      <w:r>
-        <w:rPr>
-          <w:rStyle w:val="VerbatimChar"/>
-        </w:rPr>
-        <w:t xml:space="preserve">GET /{id}</w:t>
-      </w:r>
-      <w:r>
-        <w:t xml:space="preserve"> </w:t>
-      </w:r>
-      <w:r>
-        <w:t xml:space="preserve">и</w:t>
-      </w:r>
-      <w:r>
-        <w:t xml:space="preserve"> </w:t>
-      </w:r>
-      <w:r>
-        <w:rPr>
-          <w:rStyle w:val="VerbatimChar"/>
-        </w:rPr>
-        <w:t xml:space="preserve">POST /calculate</w:t>
-      </w:r>
-      <w:r>
-        <w:t xml:space="preserve"> </w:t>
-      </w:r>
-      <w:r>
-        <w:t xml:space="preserve">различаются корректно. Две оговорки для И1: при отсутствии зарегистрированной пары доступ</w:t>
-      </w:r>
-      <w:r>
-        <w:t xml:space="preserve"> </w:t>
-      </w:r>
-      <w:r>
-        <w:rPr>
-          <w:bCs/>
-          <w:b/>
-        </w:rPr>
-        <w:t xml:space="preserve">запрещается</w:t>
-      </w:r>
-      <w:r>
-        <w:t xml:space="preserve"> </w:t>
-      </w:r>
-      <w:r>
-        <w:t xml:space="preserve">по умолчанию, поэтому до наполнения</w:t>
-      </w:r>
-      <w:r>
-        <w:t xml:space="preserve"> </w:t>
-      </w:r>
-      <w:r>
-        <w:rPr>
-          <w:rStyle w:val="VerbatimChar"/>
-        </w:rPr>
-        <w:t xml:space="preserve">urls</w:t>
-      </w:r>
-      <w:r>
-        <w:t xml:space="preserve">/</w:t>
-      </w:r>
-      <w:r>
-        <w:rPr>
-          <w:rStyle w:val="VerbatimChar"/>
-        </w:rPr>
-        <w:t xml:space="preserve">roles</w:t>
-      </w:r>
-      <w:r>
-        <w:t xml:space="preserve"> </w:t>
-      </w:r>
-      <w:r>
-        <w:t xml:space="preserve">API закрыт полностью, включая сам</w:t>
-      </w:r>
-      <w:r>
-        <w:t xml:space="preserve"> </w:t>
-      </w:r>
-      <w:r>
-        <w:rPr>
-          <w:rStyle w:val="VerbatimChar"/>
-        </w:rPr>
-        <w:t xml:space="preserve">PUT /allow</w:t>
-      </w:r>
-      <w:r>
-        <w:t xml:space="preserve"> </w:t>
-      </w:r>
-      <w:r>
-        <w:t xml:space="preserve">— порядок первичного наполнения нужно описать; и правило</w:t>
-      </w:r>
-      <w:r>
-        <w:t xml:space="preserve"> </w:t>
-      </w:r>
-      <w:r>
-        <w:rPr>
-          <w:rStyle w:val="VerbatimChar"/>
-        </w:rPr>
-        <w:t xml:space="preserve">RewritePath</w:t>
-      </w:r>
-      <w:r>
-        <w:t xml:space="preserve"> </w:t>
-      </w:r>
-      <w:r>
-        <w:t xml:space="preserve">в платформе не обрабатывает путь без завершающего слеша, поэтому все контроллеры платформы объявляют пути парами («</w:t>
-      </w:r>
-      <w:r>
-        <w:rPr>
-          <w:rStyle w:val="VerbatimChar"/>
-        </w:rPr>
-        <w:t xml:space="preserve">search</w:t>
-      </w:r>
-      <w:r>
-        <w:t xml:space="preserve">» и «</w:t>
-      </w:r>
-      <w:r>
-        <w:rPr>
-          <w:rStyle w:val="VerbatimChar"/>
-        </w:rPr>
-        <w:t xml:space="preserve">search/</w:t>
-      </w:r>
-      <w:r>
-        <w:t xml:space="preserve">») — это стоит учесть и в маршруте шлюза, и в регистрации прав.</w:t>
+        <w:t xml:space="preserve">Цель верна, вывод — нет. Поля</w:t>
+      </w:r>
+      <w:r>
+        <w:t xml:space="preserve"> </w:t>
+      </w:r>
+      <w:r>
+        <w:rPr>
+          <w:rStyle w:val="VerbatimChar"/>
+        </w:rPr>
+        <w:t xml:space="preserve">code</w:t>
+      </w:r>
+      <w:r>
+        <w:t xml:space="preserve"> </w:t>
+      </w:r>
+      <w:r>
+        <w:t xml:space="preserve">на верхнем уровне действительно нет, но машиночитаемый код ошибки в платформенном теле есть и лежит в</w:t>
+      </w:r>
+      <w:r>
+        <w:t xml:space="preserve"> </w:t>
+      </w:r>
+      <w:r>
+        <w:rPr>
+          <w:rStyle w:val="VerbatimChar"/>
+        </w:rPr>
+        <w:t xml:space="preserve">problems[].constraints[].type</w:t>
+      </w:r>
+      <w:r>
+        <w:t xml:space="preserve">. Это видно по самому обработчику:</w:t>
+      </w:r>
+      <w:r>
+        <w:t xml:space="preserve"> </w:t>
+      </w:r>
+      <w:r>
+        <w:rPr>
+          <w:rStyle w:val="VerbatimChar"/>
+        </w:rPr>
+        <w:t xml:space="preserve">RequestExceptionHandler.addProblem(problems, fieldName, **errorCode**, rejected, expected)</w:t>
+      </w:r>
+      <w:r>
+        <w:t xml:space="preserve"> </w:t>
+      </w:r>
+      <w:r>
+        <w:t xml:space="preserve">кладёт полученный код в</w:t>
+      </w:r>
+      <w:r>
+        <w:t xml:space="preserve"> </w:t>
+      </w:r>
+      <w:r>
+        <w:rPr>
+          <w:rStyle w:val="VerbatimChar"/>
+        </w:rPr>
+        <w:t xml:space="preserve">Constraint.builder().type(errorCode)</w:t>
+      </w:r>
+      <w:r>
+        <w:t xml:space="preserve"> </w:t>
+      </w:r>
+      <w:r>
+        <w:t xml:space="preserve">(строки 564–574). Имя параметра —</w:t>
+      </w:r>
+      <w:r>
+        <w:t xml:space="preserve"> </w:t>
+      </w:r>
+      <w:r>
+        <w:rPr>
+          <w:rStyle w:val="VerbatimChar"/>
+        </w:rPr>
+        <w:t xml:space="preserve">errorCode</w:t>
+      </w:r>
+      <w:r>
+        <w:t xml:space="preserve">.</w:t>
       </w:r>
     </w:p>
     <w:p>
@@ -3770,74 +4210,7 @@
         <w:pStyle w:val="BodyText"/>
       </w:pPr>
       <w:r>
-        <w:rPr>
-          <w:bCs/>
-          <w:b/>
-        </w:rPr>
-        <w:t xml:space="preserve">Ошибки geo.</w:t>
-      </w:r>
-      <w:r>
-        <w:t xml:space="preserve"> </w:t>
-      </w:r>
-      <w:r>
-        <w:t xml:space="preserve">Утверждение §6.3 «поиск адреса строкой при отсутствии подсказок даёт 200 с пустым списком» по коду не подтверждается однозначно: geo бросает исключение, когда провайдер вернул</w:t>
-      </w:r>
-      <w:r>
-        <w:t xml:space="preserve"> </w:t>
-      </w:r>
-      <w:r>
-        <w:rPr>
-          <w:rStyle w:val="VerbatimChar"/>
-        </w:rPr>
-        <w:t xml:space="preserve">meta.code = 404</w:t>
-      </w:r>
-      <w:r>
-        <w:t xml:space="preserve"> </w:t>
-      </w:r>
-      <w:r>
-        <w:t xml:space="preserve">либо непустой список сообщений об ошибке, и оба случая превращаются в 417. Различить «зданий нет» и «сбой провайдера» по ответу нельзя — внутри geo это различается (</w:t>
-      </w:r>
-      <w:r>
-        <w:rPr>
-          <w:rStyle w:val="VerbatimChar"/>
-        </w:rPr>
-        <w:t xml:space="preserve">GeoApiException.getCode()</w:t>
-      </w:r>
-      <w:r>
-        <w:t xml:space="preserve">), наружу не выводится. Нейтральный текст</w:t>
-      </w:r>
-      <w:r>
-        <w:t xml:space="preserve"> </w:t>
-      </w:r>
-      <w:r>
-        <w:rPr>
-          <w:rStyle w:val="VerbatimChar"/>
-        </w:rPr>
-        <w:t xml:space="preserve">ADDRESS_UNRESOLVED</w:t>
-      </w:r>
-      <w:r>
-        <w:t xml:space="preserve"> </w:t>
-      </w:r>
-      <w:r>
-        <w:t xml:space="preserve">выбран правильно; формулировку про 200 с пустым списком лучше перенести в И5 как предмет проверки.</w:t>
-      </w:r>
-    </w:p>
-    <w:p>
-      <w:r>
-        <w:pict>
-          <v:rect style="width:0;height:1.5pt" o:hralign="center" o:hrstd="t" o:hr="t"/>
-        </w:pict>
-      </w:r>
-    </w:p>
-    <w:bookmarkEnd w:id="40"/>
-    <w:bookmarkEnd w:id="41"/>
-    <w:bookmarkStart w:id="42" w:name="Xee6b434fb52dabd87edc56aa35c58fff058e78d"/>
-    <w:p>
-      <w:pPr>
-        <w:pStyle w:val="Heading2"/>
-      </w:pPr>
-      <w:r>
-        <w:t xml:space="preserve">6 Что проверить дополнительно</w:t>
+        <w:t xml:space="preserve">Так этим и пользуются, причём именно для бизнес-причин, а не только для имён аннотаций:</w:t>
       </w:r>
     </w:p>
     <w:tbl>
@@ -3863,7 +4236,7 @@
               <w:jc w:val="left"/>
             </w:pPr>
             <w:r>
-              <w:t xml:space="preserve">Что</w:t>
+              <w:t xml:space="preserve">Сервис</w:t>
             </w:r>
           </w:p>
         </w:tc>
@@ -3875,7 +4248,16 @@
               <w:jc w:val="left"/>
             </w:pPr>
             <w:r>
-              <w:t xml:space="preserve">Почему</w:t>
+              <w:t xml:space="preserve">Коды в</w:t>
+            </w:r>
+            <w:r>
+              <w:t xml:space="preserve"> </w:t>
+            </w:r>
+            <w:r>
+              <w:rPr>
+                <w:rStyle w:val="VerbatimChar"/>
+              </w:rPr>
+              <w:t xml:space="preserve">constraints[].type</w:t>
             </w:r>
           </w:p>
         </w:tc>
@@ -3889,7 +4271,22 @@
               <w:jc w:val="left"/>
             </w:pPr>
             <w:r>
-              <w:t xml:space="preserve">Ответы заказчика от 15.10 по З1, З2 и З3</w:t>
+              <w:rPr>
+                <w:rStyle w:val="VerbatimChar"/>
+              </w:rPr>
+              <w:t xml:space="preserve">request-external</w:t>
+            </w:r>
+            <w:r>
+              <w:t xml:space="preserve">,</w:t>
+            </w:r>
+            <w:r>
+              <w:t xml:space="preserve"> </w:t>
+            </w:r>
+            <w:r>
+              <w:rPr>
+                <w:rStyle w:val="VerbatimChar"/>
+              </w:rPr>
+              <w:t xml:space="preserve">InternalExceptionHandler</w:t>
             </w:r>
           </w:p>
         </w:tc>
@@ -3901,7 +4298,58 @@
               <w:jc w:val="left"/>
             </w:pPr>
             <w:r>
-              <w:t xml:space="preserve">Без них §2.5 и §2.6 опираются на незакрытые вопросы (2.1, 2.2)</w:t>
+              <w:rPr>
+                <w:rStyle w:val="VerbatimChar"/>
+              </w:rPr>
+              <w:t xml:space="preserve">TARIFF_NOT_RESOLVABLE</w:t>
+            </w:r>
+            <w:r>
+              <w:t xml:space="preserve">,</w:t>
+            </w:r>
+            <w:r>
+              <w:t xml:space="preserve"> </w:t>
+            </w:r>
+            <w:r>
+              <w:rPr>
+                <w:rStyle w:val="VerbatimChar"/>
+              </w:rPr>
+              <w:t xml:space="preserve">DATA_CONFLICT</w:t>
+            </w:r>
+            <w:r>
+              <w:t xml:space="preserve">,</w:t>
+            </w:r>
+            <w:r>
+              <w:t xml:space="preserve"> </w:t>
+            </w:r>
+            <w:r>
+              <w:rPr>
+                <w:rStyle w:val="VerbatimChar"/>
+              </w:rPr>
+              <w:t xml:space="preserve">SWITCH_STATUS_FORBID</w:t>
+            </w:r>
+            <w:r>
+              <w:t xml:space="preserve">,</w:t>
+            </w:r>
+            <w:r>
+              <w:t xml:space="preserve"> </w:t>
+            </w:r>
+            <w:r>
+              <w:rPr>
+                <w:rStyle w:val="VerbatimChar"/>
+              </w:rPr>
+              <w:t xml:space="preserve">REQUEST_CREATING_FORBIDDEN</w:t>
+            </w:r>
+            <w:r>
+              <w:t xml:space="preserve">,</w:t>
+            </w:r>
+            <w:r>
+              <w:t xml:space="preserve"> </w:t>
+            </w:r>
+            <w:r>
+              <w:rPr>
+                <w:rStyle w:val="VerbatimChar"/>
+              </w:rPr>
+              <w:t xml:space="preserve">DURATION_LIMIT_EXCEEDED</w:t>
             </w:r>
           </w:p>
         </w:tc>
@@ -3915,22 +4363,22 @@
               <w:jc w:val="left"/>
             </w:pPr>
             <w:r>
-              <w:t xml:space="preserve">Решение, кто заполняет</w:t>
-            </w:r>
-            <w:r>
-              <w:t xml:space="preserve"> </w:t>
-            </w:r>
-            <w:r>
               <w:rPr>
                 <w:rStyle w:val="VerbatimChar"/>
               </w:rPr>
-              <w:t xml:space="preserve">region</w:t>
+              <w:t xml:space="preserve">limits</w:t>
+            </w:r>
+            <w:r>
+              <w:t xml:space="preserve">,</w:t>
             </w:r>
             <w:r>
               <w:t xml:space="preserve"> </w:t>
             </w:r>
             <w:r>
-              <w:t xml:space="preserve">первой точки</w:t>
+              <w:rPr>
+                <w:rStyle w:val="VerbatimChar"/>
+              </w:rPr>
+              <w:t xml:space="preserve">ExceptionHandlerAdvice</w:t>
             </w:r>
           </w:p>
         </w:tc>
@@ -3942,7 +4390,34 @@
               <w:jc w:val="left"/>
             </w:pPr>
             <w:r>
-              <w:t xml:space="preserve">Иначе ручной ввод координат нереализуем (2.3)</w:t>
+              <w:rPr>
+                <w:rStyle w:val="VerbatimChar"/>
+              </w:rPr>
+              <w:t xml:space="preserve">UnallowedStatus</w:t>
+            </w:r>
+            <w:r>
+              <w:t xml:space="preserve">,</w:t>
+            </w:r>
+            <w:r>
+              <w:t xml:space="preserve"> </w:t>
+            </w:r>
+            <w:r>
+              <w:rPr>
+                <w:rStyle w:val="VerbatimChar"/>
+              </w:rPr>
+              <w:t xml:space="preserve">UnallowedLevel</w:t>
+            </w:r>
+            <w:r>
+              <w:t xml:space="preserve">,</w:t>
+            </w:r>
+            <w:r>
+              <w:t xml:space="preserve"> </w:t>
+            </w:r>
+            <w:r>
+              <w:rPr>
+                <w:rStyle w:val="VerbatimChar"/>
+              </w:rPr>
+              <w:t xml:space="preserve">UpdateNotAllowed</w:t>
             </w:r>
           </w:p>
         </w:tc>
@@ -3956,7 +4431,22 @@
               <w:jc w:val="left"/>
             </w:pPr>
             <w:r>
-              <w:t xml:space="preserve">Решение по округлению координат в ключе</w:t>
+              <w:rPr>
+                <w:rStyle w:val="VerbatimChar"/>
+              </w:rPr>
+              <w:t xml:space="preserve">passenger_reports</w:t>
+            </w:r>
+            <w:r>
+              <w:t xml:space="preserve">,</w:t>
+            </w:r>
+            <w:r>
+              <w:t xml:space="preserve"> </w:t>
+            </w:r>
+            <w:r>
+              <w:rPr>
+                <w:rStyle w:val="VerbatimChar"/>
+              </w:rPr>
+              <w:t xml:space="preserve">PaymentControllerImpl</w:t>
             </w:r>
           </w:p>
         </w:tc>
@@ -3968,7 +4458,46 @@
               <w:jc w:val="left"/>
             </w:pPr>
             <w:r>
-              <w:t xml:space="preserve">Расхождение с А3 (2.4)</w:t>
+              <w:rPr>
+                <w:rStyle w:val="VerbatimChar"/>
+              </w:rPr>
+              <w:t xml:space="preserve">NotEmpty</w:t>
+            </w:r>
+            <w:r>
+              <w:t xml:space="preserve">,</w:t>
+            </w:r>
+            <w:r>
+              <w:t xml:space="preserve"> </w:t>
+            </w:r>
+            <w:r>
+              <w:rPr>
+                <w:rStyle w:val="VerbatimChar"/>
+              </w:rPr>
+              <w:t xml:space="preserve">NotNull</w:t>
+            </w:r>
+            <w:r>
+              <w:t xml:space="preserve">,</w:t>
+            </w:r>
+            <w:r>
+              <w:t xml:space="preserve"> </w:t>
+            </w:r>
+            <w:r>
+              <w:rPr>
+                <w:rStyle w:val="VerbatimChar"/>
+              </w:rPr>
+              <w:t xml:space="preserve">NotAfter</w:t>
+            </w:r>
+            <w:r>
+              <w:t xml:space="preserve">,</w:t>
+            </w:r>
+            <w:r>
+              <w:t xml:space="preserve"> </w:t>
+            </w:r>
+            <w:r>
+              <w:rPr>
+                <w:rStyle w:val="VerbatimChar"/>
+              </w:rPr>
+              <w:t xml:space="preserve">NotBefore</w:t>
             </w:r>
           </w:p>
         </w:tc>
@@ -3982,16 +4511,25 @@
               <w:jc w:val="left"/>
             </w:pPr>
             <w:r>
-              <w:t xml:space="preserve">Контрольный расчёт трансфера с неполными</w:t>
-            </w:r>
-            <w:r>
-              <w:t xml:space="preserve"> </w:t>
-            </w:r>
-            <w:r>
               <w:rPr>
                 <w:rStyle w:val="VerbatimChar"/>
               </w:rPr>
-              <w:t xml:space="preserve">city</w:t>
+              <w:t xml:space="preserve">contractor</w:t>
+            </w:r>
+            <w:r>
+              <w:t xml:space="preserve"> </w:t>
+            </w:r>
+            <w:r>
+              <w:t xml:space="preserve">и</w:t>
+            </w:r>
+            <w:r>
+              <w:t xml:space="preserve"> </w:t>
+            </w:r>
+            <w:r>
+              <w:rPr>
+                <w:rStyle w:val="VerbatimChar"/>
+              </w:rPr>
+              <w:t xml:space="preserve">dispatcher</w:t>
             </w:r>
           </w:p>
         </w:tc>
@@ -4003,7 +4541,2991 @@
               <w:jc w:val="left"/>
             </w:pPr>
             <w:r>
-              <w:t xml:space="preserve">Подтвердить переход на загородные ставки (5.2)</w:t>
+              <w:rPr>
+                <w:rStyle w:val="VerbatimChar"/>
+              </w:rPr>
+              <w:t xml:space="preserve">TypeMismatch</w:t>
+            </w:r>
+          </w:p>
+        </w:tc>
+      </w:tr>
+    </w:tbl>
+    <w:p>
+      <w:pPr>
+        <w:pStyle w:val="BodyText"/>
+      </w:pPr>
+      <w:r>
+        <w:rPr>
+          <w:rStyle w:val="VerbatimChar"/>
+        </w:rPr>
+        <w:t xml:space="preserve">request-external</w:t>
+      </w:r>
+      <w:r>
+        <w:t xml:space="preserve"> </w:t>
+      </w:r>
+      <w:r>
+        <w:t xml:space="preserve">использует ровно тот стиль SCREAMING_SNAKE_CASE, который редакция 2.0 хочет видеть в</w:t>
+      </w:r>
+      <w:r>
+        <w:t xml:space="preserve"> </w:t>
+      </w:r>
+      <w:r>
+        <w:rPr>
+          <w:rStyle w:val="VerbatimChar"/>
+        </w:rPr>
+        <w:t xml:space="preserve">code</w:t>
+      </w:r>
+      <w:r>
+        <w:t xml:space="preserve">, и собирает тело штатным</w:t>
+      </w:r>
+      <w:r>
+        <w:t xml:space="preserve"> </w:t>
+      </w:r>
+      <w:r>
+        <w:rPr>
+          <w:rStyle w:val="VerbatimChar"/>
+        </w:rPr>
+        <w:t xml:space="preserve">ExceptionBody.builder().problem(...)</w:t>
+      </w:r>
+      <w:r>
+        <w:t xml:space="preserve">.</w:t>
+      </w:r>
+    </w:p>
+    <w:p>
+      <w:pPr>
+        <w:pStyle w:val="BodyText"/>
+      </w:pPr>
+      <w:r>
+        <w:rPr>
+          <w:bCs/>
+          <w:b/>
+        </w:rPr>
+        <w:t xml:space="preserve">Что сделать.</w:t>
+      </w:r>
+      <w:r>
+        <w:t xml:space="preserve"> </w:t>
+      </w:r>
+      <w:r>
+        <w:t xml:space="preserve">Отказаться от локального</w:t>
+      </w:r>
+      <w:r>
+        <w:t xml:space="preserve"> </w:t>
+      </w:r>
+      <w:r>
+        <w:rPr>
+          <w:rStyle w:val="VerbatimChar"/>
+        </w:rPr>
+        <w:t xml:space="preserve">FavoriteRouteExceptionBody</w:t>
+      </w:r>
+      <w:r>
+        <w:t xml:space="preserve"> </w:t>
+      </w:r>
+      <w:r>
+        <w:t xml:space="preserve">и выдавать штатный</w:t>
+      </w:r>
+      <w:r>
+        <w:t xml:space="preserve"> </w:t>
+      </w:r>
+      <w:r>
+        <w:rPr>
+          <w:rStyle w:val="VerbatimChar"/>
+        </w:rPr>
+        <w:t xml:space="preserve">ExceptionBody</w:t>
+      </w:r>
+      <w:r>
+        <w:t xml:space="preserve">, помещая код из §6.2 в</w:t>
+      </w:r>
+      <w:r>
+        <w:t xml:space="preserve"> </w:t>
+      </w:r>
+      <w:r>
+        <w:rPr>
+          <w:rStyle w:val="VerbatimChar"/>
+        </w:rPr>
+        <w:t xml:space="preserve">problems[0].constraints[0].type</w:t>
+      </w:r>
+      <w:r>
+        <w:t xml:space="preserve"> </w:t>
+      </w:r>
+      <w:r>
+        <w:t xml:space="preserve">(при ошибке без конкретного поля —</w:t>
+      </w:r>
+      <w:r>
+        <w:t xml:space="preserve"> </w:t>
+      </w:r>
+      <w:r>
+        <w:rPr>
+          <w:rStyle w:val="VerbatimChar"/>
+        </w:rPr>
+        <w:t xml:space="preserve">problem</w:t>
+      </w:r>
+      <w:r>
+        <w:t xml:space="preserve"> </w:t>
+      </w:r>
+      <w:r>
+        <w:t xml:space="preserve">с пустым</w:t>
+      </w:r>
+      <w:r>
+        <w:t xml:space="preserve"> </w:t>
+      </w:r>
+      <w:r>
+        <w:rPr>
+          <w:rStyle w:val="VerbatimChar"/>
+        </w:rPr>
+        <w:t xml:space="preserve">field</w:t>
+      </w:r>
+      <w:r>
+        <w:t xml:space="preserve">). Если верхнеуровневый</w:t>
+      </w:r>
+      <w:r>
+        <w:t xml:space="preserve"> </w:t>
+      </w:r>
+      <w:r>
+        <w:rPr>
+          <w:rStyle w:val="VerbatimChar"/>
+        </w:rPr>
+        <w:t xml:space="preserve">code</w:t>
+      </w:r>
+      <w:r>
+        <w:t xml:space="preserve"> </w:t>
+      </w:r>
+      <w:r>
+        <w:t xml:space="preserve">всё же нужен, это допустимо, но тогда в §6.1 надо написать, что FavoriteRoute</w:t>
+      </w:r>
+      <w:r>
+        <w:t xml:space="preserve"> </w:t>
+      </w:r>
+      <w:r>
+        <w:rPr>
+          <w:bCs/>
+          <w:b/>
+        </w:rPr>
+        <w:t xml:space="preserve">расходится</w:t>
+      </w:r>
+      <w:r>
+        <w:t xml:space="preserve"> </w:t>
+      </w:r>
+      <w:r>
+        <w:t xml:space="preserve">с действующим соглашением платформы, что клиент не сможет использовать общий разбор ошибок, и что T01.3 понадобится отдельная ветка. Сейчас текст §6.1 обосновывает локальный DTO отсутствием механизма, которого на самом деле нет только на верхнем уровне.</w:t>
+      </w:r>
+    </w:p>
+    <w:p>
+      <w:pPr>
+        <w:pStyle w:val="BodyText"/>
+      </w:pPr>
+      <w:r>
+        <w:t xml:space="preserve">Дополнительно по требованию §6.1 «для дубля entity = {name, id существующей записи}»: штатный обработчик</w:t>
+      </w:r>
+      <w:r>
+        <w:t xml:space="preserve"> </w:t>
+      </w:r>
+      <w:r>
+        <w:rPr>
+          <w:rStyle w:val="VerbatimChar"/>
+        </w:rPr>
+        <w:t xml:space="preserve">DuplicateDataException</w:t>
+      </w:r>
+      <w:r>
+        <w:t xml:space="preserve"> </w:t>
+      </w:r>
+      <w:r>
+        <w:t xml:space="preserve">(строки 266–280) заполняет</w:t>
+      </w:r>
+      <w:r>
+        <w:t xml:space="preserve"> </w:t>
+      </w:r>
+      <w:r>
+        <w:rPr>
+          <w:rStyle w:val="VerbatimChar"/>
+        </w:rPr>
+        <w:t xml:space="preserve">entity</w:t>
+      </w:r>
+      <w:r>
+        <w:t xml:space="preserve"> </w:t>
+      </w:r>
+      <w:r>
+        <w:rPr>
+          <w:bCs/>
+          <w:b/>
+        </w:rPr>
+        <w:t xml:space="preserve">только именем</w:t>
+      </w:r>
+      <w:r>
+        <w:t xml:space="preserve"> </w:t>
+      </w:r>
+      <w:r>
+        <w:t xml:space="preserve">—</w:t>
+      </w:r>
+      <w:r>
+        <w:t xml:space="preserve"> </w:t>
+      </w:r>
+      <w:r>
+        <w:rPr>
+          <w:rStyle w:val="VerbatimChar"/>
+        </w:rPr>
+        <w:t xml:space="preserve">Entity.builder().name(entityName)</w:t>
+      </w:r>
+      <w:r>
+        <w:t xml:space="preserve">, без</w:t>
+      </w:r>
+      <w:r>
+        <w:t xml:space="preserve"> </w:t>
+      </w:r>
+      <w:r>
+        <w:rPr>
+          <w:rStyle w:val="VerbatimChar"/>
+        </w:rPr>
+        <w:t xml:space="preserve">id</w:t>
+      </w:r>
+      <w:r>
+        <w:t xml:space="preserve"> </w:t>
+      </w:r>
+      <w:r>
+        <w:t xml:space="preserve">— а конфликтные поля кладёт в</w:t>
+      </w:r>
+      <w:r>
+        <w:t xml:space="preserve"> </w:t>
+      </w:r>
+      <w:r>
+        <w:rPr>
+          <w:rStyle w:val="VerbatimChar"/>
+        </w:rPr>
+        <w:t xml:space="preserve">problems</w:t>
+      </w:r>
+      <w:r>
+        <w:t xml:space="preserve">, не добавляя никаких</w:t>
+      </w:r>
+      <w:r>
+        <w:t xml:space="preserve"> </w:t>
+      </w:r>
+      <w:r>
+        <w:rPr>
+          <w:rStyle w:val="VerbatimChar"/>
+        </w:rPr>
+        <w:t xml:space="preserve">constraints</w:t>
+      </w:r>
+      <w:r>
+        <w:t xml:space="preserve">. Значит для дубля свой обработчик нужен в любом случае, но он может строить то же платформенное тело и заполнить и</w:t>
+      </w:r>
+      <w:r>
+        <w:t xml:space="preserve"> </w:t>
+      </w:r>
+      <w:r>
+        <w:rPr>
+          <w:rStyle w:val="VerbatimChar"/>
+        </w:rPr>
+        <w:t xml:space="preserve">entity.id</w:t>
+      </w:r>
+      <w:r>
+        <w:t xml:space="preserve">, и код.</w:t>
+      </w:r>
+    </w:p>
+    <w:bookmarkEnd w:id="40"/>
+    <w:bookmarkStart w:id="41" w:name="Xa3ce74237eac8589f1f02f7170a64e68329eea8"/>
+    <w:p>
+      <w:pPr>
+        <w:pStyle w:val="Heading3"/>
+      </w:pPr>
+      <w:r>
+        <w:t xml:space="preserve">5.6 §6.2: «ошибки ограничения БД по конкретному constraint» штатными средствами дают 500, а не 409</w:t>
+      </w:r>
+    </w:p>
+    <w:p>
+      <w:pPr>
+        <w:pStyle w:val="FirstParagraph"/>
+      </w:pPr>
+      <w:r>
+        <w:t xml:space="preserve">Редакция 2.0: «Ошибки ограничения БД отображаются по конкретному constraint, не все в 409: конфликт номера и повреждение истории не являются бизнес-дублем».</w:t>
+      </w:r>
+    </w:p>
+    <w:p>
+      <w:pPr>
+        <w:pStyle w:val="BodyText"/>
+      </w:pPr>
+      <w:r>
+        <w:t xml:space="preserve">В</w:t>
+      </w:r>
+      <w:r>
+        <w:t xml:space="preserve"> </w:t>
+      </w:r>
+      <w:r>
+        <w:rPr>
+          <w:rStyle w:val="VerbatimChar"/>
+        </w:rPr>
+        <w:t xml:space="preserve">transport_core</w:t>
+      </w:r>
+      <w:r>
+        <w:t xml:space="preserve"> </w:t>
+      </w:r>
+      <w:r>
+        <w:t xml:space="preserve">обработчика ошибок ограничений БД нет. Единственный</w:t>
+      </w:r>
+      <w:r>
+        <w:t xml:space="preserve"> </w:t>
+      </w:r>
+      <w:r>
+        <w:rPr>
+          <w:rStyle w:val="VerbatimChar"/>
+        </w:rPr>
+        <w:t xml:space="preserve">ConstraintViolationException</w:t>
+      </w:r>
+      <w:r>
+        <w:t xml:space="preserve">, который там перехватывается, — это</w:t>
+      </w:r>
+      <w:r>
+        <w:t xml:space="preserve"> </w:t>
+      </w:r>
+      <w:r>
+        <w:rPr>
+          <w:rStyle w:val="VerbatimChar"/>
+        </w:rPr>
+        <w:t xml:space="preserve">jakarta.validation</w:t>
+      </w:r>
+      <w:r>
+        <w:t xml:space="preserve"> </w:t>
+      </w:r>
+      <w:r>
+        <w:t xml:space="preserve">(валидация бинов), а не</w:t>
+      </w:r>
+      <w:r>
+        <w:t xml:space="preserve"> </w:t>
+      </w:r>
+      <w:r>
+        <w:rPr>
+          <w:rStyle w:val="VerbatimChar"/>
+        </w:rPr>
+        <w:t xml:space="preserve">org.hibernate.exception.ConstraintViolationException</w:t>
+      </w:r>
+      <w:r>
+        <w:t xml:space="preserve"> </w:t>
+      </w:r>
+      <w:r>
+        <w:t xml:space="preserve">и не</w:t>
+      </w:r>
+      <w:r>
+        <w:t xml:space="preserve"> </w:t>
+      </w:r>
+      <w:r>
+        <w:rPr>
+          <w:rStyle w:val="VerbatimChar"/>
+        </w:rPr>
+        <w:t xml:space="preserve">org.springframework.dao.DataIntegrityViolationException</w:t>
+      </w:r>
+      <w:r>
+        <w:t xml:space="preserve">: во всём</w:t>
+      </w:r>
+      <w:r>
+        <w:t xml:space="preserve"> </w:t>
+      </w:r>
+      <w:r>
+        <w:rPr>
+          <w:rStyle w:val="VerbatimChar"/>
+        </w:rPr>
+        <w:t xml:space="preserve">transport_core</w:t>
+      </w:r>
+      <w:r>
+        <w:t xml:space="preserve"> </w:t>
+      </w:r>
+      <w:r>
+        <w:t xml:space="preserve">этих классов нет ни в одном файле. Необработанное исключение идёт в</w:t>
+      </w:r>
+      <w:r>
+        <w:t xml:space="preserve"> </w:t>
+      </w:r>
+      <w:r>
+        <w:rPr>
+          <w:rStyle w:val="VerbatimChar"/>
+        </w:rPr>
+        <w:t xml:space="preserve">resolveAnnotatedResponseStatus</w:t>
+      </w:r>
+      <w:r>
+        <w:t xml:space="preserve"> </w:t>
+      </w:r>
+      <w:r>
+        <w:t xml:space="preserve">(строки 282–291), где статус берётся из</w:t>
+      </w:r>
+      <w:r>
+        <w:t xml:space="preserve"> </w:t>
+      </w:r>
+      <w:r>
+        <w:rPr>
+          <w:rStyle w:val="VerbatimChar"/>
+        </w:rPr>
+        <w:t xml:space="preserve">@ResponseStatus</w:t>
+      </w:r>
+      <w:r>
+        <w:t xml:space="preserve"> </w:t>
+      </w:r>
+      <w:r>
+        <w:t xml:space="preserve">на классе исключения, у</w:t>
+      </w:r>
+      <w:r>
+        <w:t xml:space="preserve"> </w:t>
+      </w:r>
+      <w:r>
+        <w:rPr>
+          <w:rStyle w:val="VerbatimChar"/>
+        </w:rPr>
+        <w:t xml:space="preserve">RestClientResponseException</w:t>
+      </w:r>
+      <w:r>
+        <w:t xml:space="preserve"> </w:t>
+      </w:r>
+      <w:r>
+        <w:t xml:space="preserve">— из ответа зависимости, а иначе —</w:t>
+      </w:r>
+      <w:r>
+        <w:t xml:space="preserve"> </w:t>
+      </w:r>
+      <w:r>
+        <w:rPr>
+          <w:rStyle w:val="VerbatimChar"/>
+        </w:rPr>
+        <w:t xml:space="preserve">INTERNAL_SERVER_ERROR</w:t>
+      </w:r>
+      <w:r>
+        <w:t xml:space="preserve">.</w:t>
+      </w:r>
+    </w:p>
+    <w:p>
+      <w:pPr>
+        <w:pStyle w:val="BodyText"/>
+      </w:pPr>
+      <w:r>
+        <w:t xml:space="preserve">Итог: нарушение уникального индекса (</w:t>
+      </w:r>
+      <w:r>
+        <w:rPr>
+          <w:rStyle w:val="VerbatimChar"/>
+        </w:rPr>
+        <w:t xml:space="preserve">route_key</w:t>
+      </w:r>
+      <w:r>
+        <w:t xml:space="preserve">, номер маршрута,</w:t>
+      </w:r>
+      <w:r>
+        <w:t xml:space="preserve"> </w:t>
+      </w:r>
+      <w:r>
+        <w:rPr>
+          <w:rStyle w:val="VerbatimChar"/>
+        </w:rPr>
+        <w:t xml:space="preserve">ux_company_sq_*</w:t>
+      </w:r>
+      <w:r>
+        <w:t xml:space="preserve">) по умолчанию даёт</w:t>
+      </w:r>
+      <w:r>
+        <w:t xml:space="preserve"> </w:t>
+      </w:r>
+      <w:r>
+        <w:rPr>
+          <w:bCs/>
+          <w:b/>
+        </w:rPr>
+        <w:t xml:space="preserve">500 INTERNAL_ERROR</w:t>
+      </w:r>
+      <w:r>
+        <w:t xml:space="preserve">, а не 409.</w:t>
+      </w:r>
+    </w:p>
+    <w:p>
+      <w:pPr>
+        <w:pStyle w:val="BodyText"/>
+      </w:pPr>
+      <w:r>
+        <w:t xml:space="preserve">Как это делается в системе:</w:t>
+      </w:r>
+      <w:r>
+        <w:t xml:space="preserve"> </w:t>
+      </w:r>
+      <w:r>
+        <w:rPr>
+          <w:rStyle w:val="VerbatimChar"/>
+        </w:rPr>
+        <w:t xml:space="preserve">vehicle-main</w:t>
+      </w:r>
+      <w:r>
+        <w:t xml:space="preserve"> </w:t>
+      </w:r>
+      <w:r>
+        <w:t xml:space="preserve">объявляет свой</w:t>
+      </w:r>
+      <w:r>
+        <w:t xml:space="preserve"> </w:t>
+      </w:r>
+      <w:r>
+        <w:rPr>
+          <w:rStyle w:val="VerbatimChar"/>
+        </w:rPr>
+        <w:t xml:space="preserve">@ExceptionHandler handleDataIntegrityViolationException</w:t>
+      </w:r>
+      <w:r>
+        <w:t xml:space="preserve"> </w:t>
+      </w:r>
+      <w:r>
+        <w:t xml:space="preserve">и возвращает 409 — правда, в собственном</w:t>
+      </w:r>
+      <w:r>
+        <w:t xml:space="preserve"> </w:t>
+      </w:r>
+      <w:r>
+        <w:rPr>
+          <w:rStyle w:val="VerbatimChar"/>
+        </w:rPr>
+        <w:t xml:space="preserve">ProblemDetail</w:t>
+      </w:r>
+      <w:r>
+        <w:t xml:space="preserve">, а не в</w:t>
+      </w:r>
+      <w:r>
+        <w:t xml:space="preserve"> </w:t>
+      </w:r>
+      <w:r>
+        <w:rPr>
+          <w:rStyle w:val="VerbatimChar"/>
+        </w:rPr>
+        <w:t xml:space="preserve">ExceptionBody</w:t>
+      </w:r>
+      <w:r>
+        <w:t xml:space="preserve">. Прецедент есть, общего механизма нет.</w:t>
+      </w:r>
+    </w:p>
+    <w:p>
+      <w:pPr>
+        <w:pStyle w:val="BodyText"/>
+      </w:pPr>
+      <w:r>
+        <w:rPr>
+          <w:bCs/>
+          <w:b/>
+        </w:rPr>
+        <w:t xml:space="preserve">Что сделать.</w:t>
+      </w:r>
+      <w:r>
+        <w:t xml:space="preserve"> </w:t>
+      </w:r>
+      <w:r>
+        <w:t xml:space="preserve">В §6.2 (и в объём работ) записать как собственную задачу: обработчик</w:t>
+      </w:r>
+      <w:r>
+        <w:t xml:space="preserve"> </w:t>
+      </w:r>
+      <w:r>
+        <w:rPr>
+          <w:rStyle w:val="VerbatimChar"/>
+        </w:rPr>
+        <w:t xml:space="preserve">DataIntegrityViolationException</w:t>
+      </w:r>
+      <w:r>
+        <w:t xml:space="preserve"> </w:t>
+      </w:r>
+      <w:r>
+        <w:t xml:space="preserve">с разбором имени ограничения и явным отображением «имя ограничения → код и статус», с безопасным умолчанием 500 для неизвестных ограничений. Учесть, что имя ограничения достаётся не из самого Spring-исключения, а из причины (</w:t>
+      </w:r>
+      <w:r>
+        <w:rPr>
+          <w:rStyle w:val="VerbatimChar"/>
+        </w:rPr>
+        <w:t xml:space="preserve">getCause()</w:t>
+      </w:r>
+      <w:r>
+        <w:t xml:space="preserve">,</w:t>
+      </w:r>
+      <w:r>
+        <w:t xml:space="preserve"> </w:t>
+      </w:r>
+      <w:r>
+        <w:rPr>
+          <w:rStyle w:val="VerbatimChar"/>
+        </w:rPr>
+        <w:t xml:space="preserve">org.hibernate.exception.ConstraintViolationException#getConstraintName</w:t>
+      </w:r>
+      <w:r>
+        <w:t xml:space="preserve">), и что для PostgreSQL уникальный</w:t>
+      </w:r>
+      <w:r>
+        <w:t xml:space="preserve"> </w:t>
+      </w:r>
+      <w:r>
+        <w:rPr>
+          <w:bCs/>
+          <w:b/>
+        </w:rPr>
+        <w:t xml:space="preserve">индекс</w:t>
+      </w:r>
+      <w:r>
+        <w:t xml:space="preserve"> </w:t>
+      </w:r>
+      <w:r>
+        <w:t xml:space="preserve">и уникальное</w:t>
+      </w:r>
+      <w:r>
+        <w:t xml:space="preserve"> </w:t>
+      </w:r>
+      <w:r>
+        <w:rPr>
+          <w:bCs/>
+          <w:b/>
+        </w:rPr>
+        <w:t xml:space="preserve">ограничение</w:t>
+      </w:r>
+      <w:r>
+        <w:t xml:space="preserve"> </w:t>
+      </w:r>
+      <w:r>
+        <w:t xml:space="preserve">дают разные имена в ошибке. Бизнес-дубль по §4.1 при этом в такой обработчик попадать не должен: он ловится под блокировкой приложением и может бросать платформенный</w:t>
+      </w:r>
+      <w:r>
+        <w:t xml:space="preserve"> </w:t>
+      </w:r>
+      <w:r>
+        <w:rPr>
+          <w:rStyle w:val="VerbatimChar"/>
+        </w:rPr>
+        <w:t xml:space="preserve">DuplicateDataException</w:t>
+      </w:r>
+      <w:r>
+        <w:t xml:space="preserve">, у которого 409 уже есть (строки 266–280).</w:t>
+      </w:r>
+    </w:p>
+    <w:p>
+      <w:pPr>
+        <w:pStyle w:val="BodyText"/>
+      </w:pPr>
+      <w:r>
+        <w:t xml:space="preserve">Попутно: предупреждение §6.2 про</w:t>
+      </w:r>
+      <w:r>
+        <w:t xml:space="preserve"> </w:t>
+      </w:r>
+      <w:r>
+        <w:rPr>
+          <w:rStyle w:val="VerbatimChar"/>
+        </w:rPr>
+        <w:t xml:space="preserve">RestClientResponseException</w:t>
+      </w:r>
+      <w:r>
+        <w:t xml:space="preserve"> </w:t>
+      </w:r>
+      <w:r>
+        <w:t xml:space="preserve">подтверждено кодом (строки 287–289) — статус зависимости действительно пробрасывается наружу, если не перехватить исключение самим. Это не предложение, а факт платформы, и так и стоит пометить.</w:t>
+      </w:r>
+    </w:p>
+    <w:bookmarkEnd w:id="41"/>
+    <w:bookmarkStart w:id="42" w:name="X8877bbe36f5cb1653a5c4b23fe4e7ab562a593e"/>
+    <w:p>
+      <w:pPr>
+        <w:pStyle w:val="Heading3"/>
+      </w:pPr>
+      <w:r>
+        <w:t xml:space="preserve">5.7 §5.1: что штатный расчёт действительно не проверяет — не только даты</w:t>
+      </w:r>
+    </w:p>
+    <w:p>
+      <w:pPr>
+        <w:pStyle w:val="FirstParagraph"/>
+      </w:pPr>
+      <w:r>
+        <w:t xml:space="preserve">Редакция 2.0 верно пишет: «Штатный расчёт сам по себе не доказывает выполнение всех проверок». Код позволяет сказать точнее, а это меняет объём T01.4.</w:t>
+      </w:r>
+    </w:p>
+    <w:p>
+      <w:pPr>
+        <w:pStyle w:val="BodyText"/>
+      </w:pPr>
+      <w:r>
+        <w:rPr>
+          <w:bCs/>
+          <w:b/>
+        </w:rPr>
+        <w:t xml:space="preserve">Даты не проверяются почти нигде.</w:t>
+      </w:r>
+      <w:r>
+        <w:t xml:space="preserve"> </w:t>
+      </w:r>
+      <w:r>
+        <w:t xml:space="preserve">Списочный путь расчёта отбирает тарифы через</w:t>
+      </w:r>
+      <w:r>
+        <w:t xml:space="preserve"> </w:t>
+      </w:r>
+      <w:r>
+        <w:rPr>
+          <w:rStyle w:val="VerbatimChar"/>
+        </w:rPr>
+        <w:t xml:space="preserve">TariffServiceImpl.getAll(...)</w:t>
+      </w:r>
+      <w:r>
+        <w:t xml:space="preserve">, где в спецификации есть только</w:t>
+      </w:r>
+      <w:r>
+        <w:t xml:space="preserve"> </w:t>
+      </w:r>
+      <w:r>
+        <w:rPr>
+          <w:rStyle w:val="VerbatimChar"/>
+        </w:rPr>
+        <w:t xml:space="preserve">regionId</w:t>
+      </w:r>
+      <w:r>
+        <w:t xml:space="preserve">,</w:t>
+      </w:r>
+      <w:r>
+        <w:t xml:space="preserve"> </w:t>
+      </w:r>
+      <w:r>
+        <w:rPr>
+          <w:rStyle w:val="VerbatimChar"/>
+        </w:rPr>
+        <w:t xml:space="preserve">active</w:t>
+      </w:r>
+      <w:r>
+        <w:t xml:space="preserve">,</w:t>
+      </w:r>
+      <w:r>
+        <w:t xml:space="preserve"> </w:t>
+      </w:r>
+      <w:r>
+        <w:rPr>
+          <w:rStyle w:val="VerbatimChar"/>
+        </w:rPr>
+        <w:t xml:space="preserve">organizationId</w:t>
+      </w:r>
+      <w:r>
+        <w:t xml:space="preserve">,</w:t>
+      </w:r>
+      <w:r>
+        <w:t xml:space="preserve"> </w:t>
+      </w:r>
+      <w:r>
+        <w:rPr>
+          <w:rStyle w:val="VerbatimChar"/>
+        </w:rPr>
+        <w:t xml:space="preserve">serviceType</w:t>
+      </w:r>
+      <w:r>
+        <w:t xml:space="preserve">,</w:t>
+      </w:r>
+      <w:r>
+        <w:t xml:space="preserve"> </w:t>
+      </w:r>
+      <w:r>
+        <w:rPr>
+          <w:rStyle w:val="VerbatimChar"/>
+        </w:rPr>
+        <w:t xml:space="preserve">transportType</w:t>
+      </w:r>
+      <w:r>
+        <w:t xml:space="preserve"> </w:t>
+      </w:r>
+      <w:r>
+        <w:t xml:space="preserve">и</w:t>
+      </w:r>
+      <w:r>
+        <w:t xml:space="preserve"> </w:t>
+      </w:r>
+      <w:r>
+        <w:rPr>
+          <w:rStyle w:val="VerbatimChar"/>
+        </w:rPr>
+        <w:t xml:space="preserve">contractType</w:t>
+      </w:r>
+      <w:r>
+        <w:t xml:space="preserve"> </w:t>
+      </w:r>
+      <w:r>
+        <w:t xml:space="preserve">(строки 297–323). Ни</w:t>
+      </w:r>
+      <w:r>
+        <w:t xml:space="preserve"> </w:t>
+      </w:r>
+      <w:r>
+        <w:rPr>
+          <w:rStyle w:val="VerbatimChar"/>
+        </w:rPr>
+        <w:t xml:space="preserve">tariff_start_date</w:t>
+      </w:r>
+      <w:r>
+        <w:t xml:space="preserve">/</w:t>
+      </w:r>
+      <w:r>
+        <w:rPr>
+          <w:rStyle w:val="VerbatimChar"/>
+        </w:rPr>
+        <w:t xml:space="preserve">tariff_end_date</w:t>
+      </w:r>
+      <w:r>
+        <w:t xml:space="preserve">, ни период договора не сравниваются ни с датой поездки, ни с текущей датой. Единственное исключение — три запроса</w:t>
+      </w:r>
+      <w:r>
+        <w:t xml:space="preserve"> </w:t>
+      </w:r>
+      <w:r>
+        <w:rPr>
+          <w:rStyle w:val="VerbatimChar"/>
+        </w:rPr>
+        <w:t xml:space="preserve">GroupTransferTariffRepository</w:t>
+      </w:r>
+      <w:r>
+        <w:t xml:space="preserve">, и все три жёстко прописывают</w:t>
+      </w:r>
+      <w:r>
+        <w:t xml:space="preserve"> </w:t>
+      </w:r>
+      <w:r>
+        <w:rPr>
+          <w:rStyle w:val="VerbatimChar"/>
+        </w:rPr>
+        <w:t xml:space="preserve">taxi_class = 'TRANSFER_CAR_CHOICE'</w:t>
+      </w:r>
+      <w:r>
+        <w:t xml:space="preserve"> </w:t>
+      </w:r>
+      <w:r>
+        <w:t xml:space="preserve">вместе с</w:t>
+      </w:r>
+      <w:r>
+        <w:t xml:space="preserve"> </w:t>
+      </w:r>
+      <w:r>
+        <w:rPr>
+          <w:rStyle w:val="VerbatimChar"/>
+        </w:rPr>
+        <w:t xml:space="preserve">tariff_end_date &gt;= :tripDate AND :tripDate &gt;= tariff_start_date</w:t>
+      </w:r>
+      <w:r>
+        <w:t xml:space="preserve">.</w:t>
+      </w:r>
+    </w:p>
+    <w:p>
+      <w:pPr>
+        <w:pStyle w:val="BodyText"/>
+      </w:pPr>
+      <w:r>
+        <w:t xml:space="preserve">Отсюда:</w:t>
+      </w:r>
+    </w:p>
+    <w:p>
+      <w:pPr>
+        <w:numPr>
+          <w:ilvl w:val="0"/>
+          <w:numId w:val="1003"/>
+        </w:numPr>
+        <w:pStyle w:val="Compact"/>
+      </w:pPr>
+      <w:r>
+        <w:t xml:space="preserve">для такси «единственный период — договорный» (§5.1 п. 3) верно, но его</w:t>
+      </w:r>
+      <w:r>
+        <w:t xml:space="preserve"> </w:t>
+      </w:r>
+      <w:r>
+        <w:rPr>
+          <w:bCs/>
+          <w:b/>
+        </w:rPr>
+        <w:t xml:space="preserve">не проверяет никто</w:t>
+      </w:r>
+      <w:r>
+        <w:t xml:space="preserve">, кроме нас;</w:t>
+      </w:r>
+    </w:p>
+    <w:p>
+      <w:pPr>
+        <w:numPr>
+          <w:ilvl w:val="0"/>
+          <w:numId w:val="1003"/>
+        </w:numPr>
+        <w:pStyle w:val="Compact"/>
+      </w:pPr>
+      <w:r>
+        <w:t xml:space="preserve">для пяти остальных классов трансфера (</w:t>
+      </w:r>
+      <w:r>
+        <w:rPr>
+          <w:rStyle w:val="VerbatimChar"/>
+        </w:rPr>
+        <w:t xml:space="preserve">TRANSFER</w:t>
+      </w:r>
+      <w:r>
+        <w:t xml:space="preserve">,</w:t>
+      </w:r>
+      <w:r>
+        <w:t xml:space="preserve"> </w:t>
+      </w:r>
+      <w:r>
+        <w:rPr>
+          <w:rStyle w:val="VerbatimChar"/>
+        </w:rPr>
+        <w:t xml:space="preserve">TRANSFER_COMFORT</w:t>
+      </w:r>
+      <w:r>
+        <w:t xml:space="preserve">,</w:t>
+      </w:r>
+      <w:r>
+        <w:t xml:space="preserve"> </w:t>
+      </w:r>
+      <w:r>
+        <w:rPr>
+          <w:rStyle w:val="VerbatimChar"/>
+        </w:rPr>
+        <w:t xml:space="preserve">TRANSFER_COMFORT_PLUS</w:t>
+      </w:r>
+      <w:r>
+        <w:t xml:space="preserve">,</w:t>
+      </w:r>
+      <w:r>
+        <w:t xml:space="preserve"> </w:t>
+      </w:r>
+      <w:r>
+        <w:rPr>
+          <w:rStyle w:val="VerbatimChar"/>
+        </w:rPr>
+        <w:t xml:space="preserve">TRANSFER_BUSINESS</w:t>
+      </w:r>
+      <w:r>
+        <w:t xml:space="preserve">,</w:t>
+      </w:r>
+      <w:r>
+        <w:t xml:space="preserve"> </w:t>
+      </w:r>
+      <w:r>
+        <w:rPr>
+          <w:rStyle w:val="VerbatimChar"/>
+        </w:rPr>
+        <w:t xml:space="preserve">TRANSFER_VIP</w:t>
+      </w:r>
+      <w:r>
+        <w:t xml:space="preserve"> </w:t>
+      </w:r>
+      <w:r>
+        <w:t xml:space="preserve">в</w:t>
+      </w:r>
+      <w:r>
+        <w:t xml:space="preserve"> </w:t>
+      </w:r>
+      <w:r>
+        <w:rPr>
+          <w:rStyle w:val="VerbatimChar"/>
+        </w:rPr>
+        <w:t xml:space="preserve">TransportClass</w:t>
+      </w:r>
+      <w:r>
+        <w:t xml:space="preserve">) собственные даты тарифа есть, но путь расчёта с их фильтрацией — только для</w:t>
+      </w:r>
+      <w:r>
+        <w:t xml:space="preserve"> </w:t>
+      </w:r>
+      <w:r>
+        <w:rPr>
+          <w:rStyle w:val="VerbatimChar"/>
+        </w:rPr>
+        <w:t xml:space="preserve">TRANSFER_CAR_CHOICE</w:t>
+      </w:r>
+      <w:r>
+        <w:t xml:space="preserve">. Требование §5.1 «для всех классов трансфера дополнительно проверяются tariffStartDate/tariffEndDate» — это наша проверка целиком;</w:t>
+      </w:r>
+    </w:p>
+    <w:p>
+      <w:pPr>
+        <w:numPr>
+          <w:ilvl w:val="0"/>
+          <w:numId w:val="1003"/>
+        </w:numPr>
+        <w:pStyle w:val="Compact"/>
+      </w:pPr>
+      <w:r>
+        <w:t xml:space="preserve">400 TARIFF_INVALID «при продлении недействителен сейчас» реализуем, но только собственным чтением карточек тарифа и договора (5.3).</w:t>
+      </w:r>
+    </w:p>
+    <w:p>
+      <w:pPr>
+        <w:pStyle w:val="FirstParagraph"/>
+      </w:pPr>
+      <w:r>
+        <w:rPr>
+          <w:bCs/>
+          <w:b/>
+        </w:rPr>
+        <w:t xml:space="preserve">Метод «один тариф по идентификатору» не проверяет вообще ничего, кроме активности</w:t>
+      </w:r>
+      <w:r>
+        <w:t xml:space="preserve"> </w:t>
+      </w:r>
+      <w:r>
+        <w:t xml:space="preserve">(см. 5.1).</w:t>
+      </w:r>
+      <w:r>
+        <w:t xml:space="preserve"> </w:t>
+      </w:r>
+      <w:r>
+        <w:rPr>
+          <w:bCs/>
+          <w:b/>
+        </w:rPr>
+        <w:t xml:space="preserve">Метод «по виду транспорта»</w:t>
+      </w:r>
+      <w:r>
+        <w:t xml:space="preserve"> </w:t>
+      </w:r>
+      <w:r>
+        <w:t xml:space="preserve">(</w:t>
+      </w:r>
+      <w:r>
+        <w:rPr>
+          <w:rStyle w:val="VerbatimChar"/>
+        </w:rPr>
+        <w:t xml:space="preserve">calculateDefault</w:t>
+      </w:r>
+      <w:r>
+        <w:t xml:space="preserve">, строки 635–650) берёт</w:t>
+      </w:r>
+      <w:r>
+        <w:t xml:space="preserve"> </w:t>
+      </w:r>
+      <w:r>
+        <w:rPr>
+          <w:rStyle w:val="VerbatimChar"/>
+        </w:rPr>
+        <w:t xml:space="preserve">getAll(вид, регион, организация, active=true, contractType=null)</w:t>
+      </w:r>
+      <w:r>
+        <w:t xml:space="preserve"> </w:t>
+      </w:r>
+      <w:r>
+        <w:t xml:space="preserve">— то есть без типа договора, без</w:t>
+      </w:r>
+      <w:r>
+        <w:t xml:space="preserve"> </w:t>
+      </w:r>
+      <w:r>
+        <w:rPr>
+          <w:rStyle w:val="VerbatimChar"/>
+        </w:rPr>
+        <w:t xml:space="preserve">serviceType</w:t>
+      </w:r>
+      <w:r>
+        <w:t xml:space="preserve">, без отсечения тарифов чужого подразделения (</w:t>
+      </w:r>
+      <w:r>
+        <w:rPr>
+          <w:rStyle w:val="VerbatimChar"/>
+        </w:rPr>
+        <w:t xml:space="preserve">removeAnotherDepartmentTariffs</w:t>
+      </w:r>
+      <w:r>
+        <w:t xml:space="preserve"> </w:t>
+      </w:r>
+      <w:r>
+        <w:t xml:space="preserve">не вызывается) и без фильтра ночного тарифа (</w:t>
+      </w:r>
+      <w:r>
+        <w:rPr>
+          <w:rStyle w:val="VerbatimChar"/>
+        </w:rPr>
+        <w:t xml:space="preserve">removeUnnecessaryTariffs</w:t>
+      </w:r>
+      <w:r>
+        <w:t xml:space="preserve"> </w:t>
+      </w:r>
+      <w:r>
+        <w:t xml:space="preserve">не вызывается).</w:t>
+      </w:r>
+    </w:p>
+    <w:p>
+      <w:pPr>
+        <w:pStyle w:val="BodyText"/>
+      </w:pPr>
+      <w:r>
+        <w:rPr>
+          <w:bCs/>
+          <w:b/>
+        </w:rPr>
+        <w:t xml:space="preserve">Что сделать.</w:t>
+      </w:r>
+      <w:r>
+        <w:t xml:space="preserve"> </w:t>
+      </w:r>
+      <w:r>
+        <w:t xml:space="preserve">В §5.1 заменить общую фразу перечнем: что именно зависимость не проверяет (даты тарифа и договора, принадлежность организации на пути «по идентификатору», подразделение и ночной признак на пути «по виду транспорта», территорию). Это и есть обоснование, почему проверки §5.1 — работа T01.4, а не «сверка с ответом расчёта».</w:t>
+      </w:r>
+    </w:p>
+    <w:bookmarkEnd w:id="42"/>
+    <w:bookmarkStart w:id="43" w:name="X08a65fb5004ef0f7c12067fc03f6170f498c172"/>
+    <w:p>
+      <w:pPr>
+        <w:pStyle w:val="Heading3"/>
+      </w:pPr>
+      <w:r>
+        <w:t xml:space="preserve">5.8 §3.6 и §5.2: перечень тарифов нельзя строить по</w:t>
+      </w:r>
+      <w:r>
+        <w:t xml:space="preserve"> </w:t>
+      </w:r>
+      <w:r>
+        <w:rPr>
+          <w:rStyle w:val="VerbatimChar"/>
+        </w:rPr>
+        <w:t xml:space="preserve">POST /calculate</w:t>
+      </w:r>
+      <w:r>
+        <w:t xml:space="preserve"> </w:t>
+      </w:r>
+      <w:r>
+        <w:t xml:space="preserve">— он теряет корпоративные тарифы</w:t>
+      </w:r>
+    </w:p>
+    <w:p>
+      <w:pPr>
+        <w:pStyle w:val="FirstParagraph"/>
+      </w:pPr>
+      <w:r>
+        <w:t xml:space="preserve">Это главная находка редакции 1.1 для выбора источника перечня.</w:t>
+      </w:r>
+    </w:p>
+    <w:p>
+      <w:pPr>
+        <w:pStyle w:val="BodyText"/>
+      </w:pPr>
+      <w:r>
+        <w:rPr>
+          <w:rStyle w:val="VerbatimChar"/>
+        </w:rPr>
+        <w:t xml:space="preserve">processTaxiTariffs</w:t>
+      </w:r>
+      <w:r>
+        <w:t xml:space="preserve"> </w:t>
+      </w:r>
+      <w:r>
+        <w:t xml:space="preserve">(строки 900–939) группирует тарифы такси</w:t>
+      </w:r>
+      <w:r>
+        <w:t xml:space="preserve"> </w:t>
+      </w:r>
+      <w:r>
+        <w:rPr>
+          <w:bCs/>
+          <w:b/>
+        </w:rPr>
+        <w:t xml:space="preserve">по классу</w:t>
+      </w:r>
+      <w:r>
+        <w:t xml:space="preserve">, затем для каждого класса выбирает</w:t>
+      </w:r>
+      <w:r>
+        <w:t xml:space="preserve"> </w:t>
+      </w:r>
+      <w:r>
+        <w:rPr>
+          <w:bCs/>
+          <w:b/>
+        </w:rPr>
+        <w:t xml:space="preserve">один договор</w:t>
+      </w:r>
+      <w:r>
+        <w:t xml:space="preserve"> </w:t>
+      </w:r>
+      <w:r>
+        <w:t xml:space="preserve">и добавляет в результат</w:t>
+      </w:r>
+      <w:r>
+        <w:t xml:space="preserve"> </w:t>
+      </w:r>
+      <w:r>
+        <w:rPr>
+          <w:bCs/>
+          <w:b/>
+        </w:rPr>
+        <w:t xml:space="preserve">один</w:t>
+      </w:r>
+      <w:r>
+        <w:t xml:space="preserve"> </w:t>
+      </w:r>
+      <w:r>
+        <w:t xml:space="preserve">тариф:</w:t>
+      </w:r>
+      <w:r>
+        <w:t xml:space="preserve"> </w:t>
+      </w:r>
+      <w:r>
+        <w:rPr>
+          <w:rStyle w:val="VerbatimChar"/>
+        </w:rPr>
+        <w:t xml:space="preserve">findAny()</w:t>
+      </w:r>
+      <w:r>
+        <w:t xml:space="preserve">. Выбор договора делает</w:t>
+      </w:r>
+      <w:r>
+        <w:t xml:space="preserve"> </w:t>
+      </w:r>
+      <w:r>
+        <w:rPr>
+          <w:rStyle w:val="VerbatimChar"/>
+        </w:rPr>
+        <w:t xml:space="preserve">chooseContract</w:t>
+      </w:r>
+      <w:r>
+        <w:t xml:space="preserve"> </w:t>
+      </w:r>
+      <w:r>
+        <w:t xml:space="preserve">(строки 1200–1239) — случайно, с весом по сумме договора:</w:t>
+      </w:r>
+      <w:r>
+        <w:t xml:space="preserve"> </w:t>
+      </w:r>
+      <w:r>
+        <w:rPr>
+          <w:rStyle w:val="VerbatimChar"/>
+        </w:rPr>
+        <w:t xml:space="preserve">var random = (long) (Math.random() * upperIntervalValue)</w:t>
+      </w:r>
+      <w:r>
+        <w:t xml:space="preserve">. Для группового трансфера</w:t>
+      </w:r>
+      <w:r>
+        <w:t xml:space="preserve"> </w:t>
+      </w:r>
+      <w:r>
+        <w:rPr>
+          <w:rStyle w:val="VerbatimChar"/>
+        </w:rPr>
+        <w:t xml:space="preserve">processGroupTransferTariffs</w:t>
+      </w:r>
+      <w:r>
+        <w:t xml:space="preserve"> </w:t>
+      </w:r>
+      <w:r>
+        <w:t xml:space="preserve">(строки 941–990) устроен так же.</w:t>
+      </w:r>
+    </w:p>
+    <w:p>
+      <w:pPr>
+        <w:pStyle w:val="BodyText"/>
+      </w:pPr>
+      <w:r>
+        <w:t xml:space="preserve">Следствия:</w:t>
+      </w:r>
+    </w:p>
+    <w:p>
+      <w:pPr>
+        <w:numPr>
+          <w:ilvl w:val="0"/>
+          <w:numId w:val="1004"/>
+        </w:numPr>
+        <w:pStyle w:val="Compact"/>
+      </w:pPr>
+      <w:r>
+        <w:t xml:space="preserve">Если у организации по одному классу два корпоративных договора — это ровно наш случай, Москва/Эконом, TF-37 «БИБИ-КАР» и TF-55 «Автопарк», — в ответе</w:t>
+      </w:r>
+      <w:r>
+        <w:t xml:space="preserve"> </w:t>
+      </w:r>
+      <w:r>
+        <w:rPr>
+          <w:rStyle w:val="VerbatimChar"/>
+        </w:rPr>
+        <w:t xml:space="preserve">POST /calculate</w:t>
+      </w:r>
+      <w:r>
+        <w:t xml:space="preserve"> </w:t>
+      </w:r>
+      <w:r>
+        <w:t xml:space="preserve">будет</w:t>
+      </w:r>
+      <w:r>
+        <w:t xml:space="preserve"> </w:t>
+      </w:r>
+      <w:r>
+        <w:rPr>
+          <w:bCs/>
+          <w:b/>
+        </w:rPr>
+        <w:t xml:space="preserve">один</w:t>
+      </w:r>
+      <w:r>
+        <w:t xml:space="preserve"> </w:t>
+      </w:r>
+      <w:r>
+        <w:t xml:space="preserve">из них, выбранный случайно. Второй тарифа в перечне не окажется. Решение заказчика «вариант B: все корпоративные (договорные) тарифы организации» через этот метод невыполнимо.</w:t>
+      </w:r>
+    </w:p>
+    <w:p>
+      <w:pPr>
+        <w:numPr>
+          <w:ilvl w:val="0"/>
+          <w:numId w:val="1004"/>
+        </w:numPr>
+        <w:pStyle w:val="Compact"/>
+      </w:pPr>
+      <w:r>
+        <w:t xml:space="preserve">Повторный вызов на том же маршруте может вернуть другой договор и другую цену. Для §5.1 п. 4 («при проверке прежней привязки договор и подразделение совпадают со снимком») это значит: повторную проверку нельзя делать списочным методом — несовпадение будет штатным поведением, а не ошибкой данных.</w:t>
+      </w:r>
+    </w:p>
+    <w:p>
+      <w:pPr>
+        <w:numPr>
+          <w:ilvl w:val="0"/>
+          <w:numId w:val="1004"/>
+        </w:numPr>
+        <w:pStyle w:val="Compact"/>
+      </w:pPr>
+      <w:r>
+        <w:t xml:space="preserve">В</w:t>
+      </w:r>
+      <w:r>
+        <w:t xml:space="preserve"> </w:t>
+      </w:r>
+      <w:r>
+        <w:rPr>
+          <w:rStyle w:val="VerbatimChar"/>
+        </w:rPr>
+        <w:t xml:space="preserve">chooseContract</w:t>
+      </w:r>
+      <w:r>
+        <w:t xml:space="preserve"> </w:t>
+      </w:r>
+      <w:r>
+        <w:t xml:space="preserve">два дефекта. Нижняя граница интервала накапливается неверно —</w:t>
+      </w:r>
+      <w:r>
+        <w:t xml:space="preserve"> </w:t>
+      </w:r>
+      <w:r>
+        <w:rPr>
+          <w:rStyle w:val="VerbatimChar"/>
+        </w:rPr>
+        <w:t xml:space="preserve">lowerInterval += pair.getFirst()</w:t>
+      </w:r>
+      <w:r>
+        <w:t xml:space="preserve"> </w:t>
+      </w:r>
+      <w:r>
+        <w:t xml:space="preserve">вместо присваивания, — поэтому после первого промаха границы «убегают» и метод возвращает</w:t>
+      </w:r>
+      <w:r>
+        <w:t xml:space="preserve"> </w:t>
+      </w:r>
+      <w:r>
+        <w:rPr>
+          <w:rStyle w:val="VerbatimChar"/>
+        </w:rPr>
+        <w:t xml:space="preserve">null</w:t>
+      </w:r>
+      <w:r>
+        <w:t xml:space="preserve">, хотя подходящие договоры есть. И при нулевой сумме всех договоров</w:t>
+      </w:r>
+      <w:r>
+        <w:t xml:space="preserve"> </w:t>
+      </w:r>
+      <w:r>
+        <w:rPr>
+          <w:rStyle w:val="VerbatimChar"/>
+        </w:rPr>
+        <w:t xml:space="preserve">upperIntervalValue = 0</w:t>
+      </w:r>
+      <w:r>
+        <w:t xml:space="preserve">, условие</w:t>
+      </w:r>
+      <w:r>
+        <w:t xml:space="preserve"> </w:t>
+      </w:r>
+      <w:r>
+        <w:rPr>
+          <w:rStyle w:val="VerbatimChar"/>
+        </w:rPr>
+        <w:t xml:space="preserve">0 &gt;= 0 &amp;&amp; 0 &lt; 0</w:t>
+      </w:r>
+      <w:r>
+        <w:t xml:space="preserve"> </w:t>
+      </w:r>
+      <w:r>
+        <w:t xml:space="preserve">ложно, результат тот же</w:t>
+      </w:r>
+      <w:r>
+        <w:t xml:space="preserve"> </w:t>
+      </w:r>
+      <w:r>
+        <w:rPr>
+          <w:rStyle w:val="VerbatimChar"/>
+        </w:rPr>
+        <w:t xml:space="preserve">null</w:t>
+      </w:r>
+      <w:r>
+        <w:t xml:space="preserve">. При</w:t>
+      </w:r>
+      <w:r>
+        <w:t xml:space="preserve"> </w:t>
+      </w:r>
+      <w:r>
+        <w:rPr>
+          <w:rStyle w:val="VerbatimChar"/>
+        </w:rPr>
+        <w:t xml:space="preserve">null</w:t>
+      </w:r>
+      <w:r>
+        <w:t xml:space="preserve"> </w:t>
+      </w:r>
+      <w:r>
+        <w:t xml:space="preserve">в результат не попадает</w:t>
+      </w:r>
+      <w:r>
+        <w:t xml:space="preserve"> </w:t>
+      </w:r>
+      <w:r>
+        <w:rPr>
+          <w:bCs/>
+          <w:b/>
+        </w:rPr>
+        <w:t xml:space="preserve">ни один</w:t>
+      </w:r>
+      <w:r>
+        <w:t xml:space="preserve"> </w:t>
+      </w:r>
+      <w:r>
+        <w:t xml:space="preserve">тариф этого класса — класс молча исчезает из перечня.</w:t>
+      </w:r>
+    </w:p>
+    <w:p>
+      <w:pPr>
+        <w:pStyle w:val="FirstParagraph"/>
+      </w:pPr>
+      <w:r>
+        <w:rPr>
+          <w:bCs/>
+          <w:b/>
+        </w:rPr>
+        <w:t xml:space="preserve">Что сделать.</w:t>
+      </w:r>
+      <w:r>
+        <w:t xml:space="preserve"> </w:t>
+      </w:r>
+      <w:r>
+        <w:t xml:space="preserve">В §3.6 и §5.2 зафиксировать источник перечня: карточки тарифов организации из тарифного сервиса (или метод «по виду транспорта»,</w:t>
+      </w:r>
+      <w:r>
+        <w:t xml:space="preserve"> </w:t>
+      </w:r>
+      <w:r>
+        <w:rPr>
+          <w:rStyle w:val="VerbatimChar"/>
+        </w:rPr>
+        <w:t xml:space="preserve">POST /calculate/enum/{transportType}</w:t>
+      </w:r>
+      <w:r>
+        <w:t xml:space="preserve">, который возвращает по одному результату на каждый активный тариф и роль договора не разыгрывает), а цену для выбранного тарифа — методом «по идентификатору» (</w:t>
+      </w:r>
+      <w:r>
+        <w:rPr>
+          <w:rStyle w:val="VerbatimChar"/>
+        </w:rPr>
+        <w:t xml:space="preserve">POST /calculate/enum/{transportType}/{tariffId}</w:t>
+      </w:r>
+      <w:r>
+        <w:t xml:space="preserve">). Для метода «по виду транспорта» нужно иметь в виду 5.7: он не фильтрует тип договора, так что тарифы перевозчика (</w:t>
+      </w:r>
+      <w:r>
+        <w:rPr>
+          <w:rStyle w:val="VerbatimChar"/>
+        </w:rPr>
+        <w:t xml:space="preserve">OUTCOME</w:t>
+      </w:r>
+      <w:r>
+        <w:t xml:space="preserve">) и тарифы чужих подразделений придётся отсечь самим, а по ответу расчёта тип договора не виден — только по карточке тарифа. Дефект</w:t>
+      </w:r>
+      <w:r>
+        <w:t xml:space="preserve"> </w:t>
+      </w:r>
+      <w:r>
+        <w:rPr>
+          <w:rStyle w:val="VerbatimChar"/>
+        </w:rPr>
+        <w:t xml:space="preserve">chooseContract</w:t>
+      </w:r>
+      <w:r>
+        <w:t xml:space="preserve"> </w:t>
+      </w:r>
+      <w:r>
+        <w:t xml:space="preserve">сообщить владельцу тарифного сервиса: он влияет и на штатный заказ такси, а не только на нас.</w:t>
+      </w:r>
+    </w:p>
+    <w:bookmarkEnd w:id="43"/>
+    <w:bookmarkStart w:id="44" w:name="X76c36ceb05d04ab67af1d159c82bcd602f16e51"/>
+    <w:p>
+      <w:pPr>
+        <w:pStyle w:val="Heading3"/>
+      </w:pPr>
+      <w:r>
+        <w:t xml:space="preserve">5.9 §5.3 и И5:</w:t>
+      </w:r>
+      <w:r>
+        <w:t xml:space="preserve"> </w:t>
+      </w:r>
+      <w:r>
+        <w:rPr>
+          <w:rStyle w:val="VerbatimChar"/>
+        </w:rPr>
+        <w:t xml:space="preserve">distanceUnit</w:t>
+      </w:r>
+      <w:r>
+        <w:t xml:space="preserve"> </w:t>
+      </w:r>
+      <w:r>
+        <w:t xml:space="preserve">до провайдера не доходит — единица всегда километры</w:t>
+      </w:r>
+    </w:p>
+    <w:p>
+      <w:pPr>
+        <w:pStyle w:val="FirstParagraph"/>
+      </w:pPr>
+      <w:r>
+        <w:t xml:space="preserve">Редакция 2.0: «Внутренний адаптер передаёт исходные значения с явно указанной единицей, чтобы исключить двойное преобразование».</w:t>
+      </w:r>
+    </w:p>
+    <w:p>
+      <w:pPr>
+        <w:pStyle w:val="BodyText"/>
+      </w:pPr>
+      <w:r>
+        <w:t xml:space="preserve">В geo поле есть, но на провайдер не влияет.</w:t>
+      </w:r>
+      <w:r>
+        <w:t xml:space="preserve"> </w:t>
+      </w:r>
+      <w:r>
+        <w:rPr>
+          <w:rStyle w:val="VerbatimChar"/>
+        </w:rPr>
+        <w:t xml:space="preserve">GeoServiceClientImpl.getRoutes</w:t>
+      </w:r>
+      <w:r>
+        <w:t xml:space="preserve"> </w:t>
+      </w:r>
+      <w:r>
+        <w:t xml:space="preserve">кладёт единицу в запрос по ключу</w:t>
+      </w:r>
+      <w:r>
+        <w:t xml:space="preserve"> </w:t>
+      </w:r>
+      <w:r>
+        <w:rPr>
+          <w:rStyle w:val="VerbatimChar"/>
+        </w:rPr>
+        <w:t xml:space="preserve">geoProperties.getRouting().getUnit().getPath()</w:t>
+      </w:r>
+      <w:r>
+        <w:t xml:space="preserve">; в</w:t>
+      </w:r>
+      <w:r>
+        <w:t xml:space="preserve"> </w:t>
+      </w:r>
+      <w:r>
+        <w:rPr>
+          <w:rStyle w:val="VerbatimChar"/>
+        </w:rPr>
+        <w:t xml:space="preserve">UnitProperties</w:t>
+      </w:r>
+      <w:r>
+        <w:t xml:space="preserve"> </w:t>
+      </w:r>
+      <w:r>
+        <w:t xml:space="preserve">это</w:t>
+      </w:r>
+      <w:r>
+        <w:t xml:space="preserve"> </w:t>
+      </w:r>
+      <w:r>
+        <w:rPr>
+          <w:rStyle w:val="VerbatimChar"/>
+        </w:rPr>
+        <w:t xml:space="preserve">path = ""</w:t>
+      </w:r>
+      <w:r>
+        <w:t xml:space="preserve">, и в</w:t>
+      </w:r>
+      <w:r>
+        <w:t xml:space="preserve"> </w:t>
+      </w:r>
+      <w:r>
+        <w:rPr>
+          <w:rStyle w:val="VerbatimChar"/>
+        </w:rPr>
+        <w:t xml:space="preserve">application.yml</w:t>
+      </w:r>
+      <w:r>
+        <w:t xml:space="preserve"> </w:t>
+      </w:r>
+      <w:r>
+        <w:t xml:space="preserve">ключ</w:t>
+      </w:r>
+      <w:r>
+        <w:t xml:space="preserve"> </w:t>
+      </w:r>
+      <w:r>
+        <w:rPr>
+          <w:rStyle w:val="VerbatimChar"/>
+        </w:rPr>
+        <w:t xml:space="preserve">routing.unit</w:t>
+      </w:r>
+      <w:r>
+        <w:t xml:space="preserve"> </w:t>
+      </w:r>
+      <w:r>
+        <w:t xml:space="preserve">не переопределён. Дальше</w:t>
+      </w:r>
+      <w:r>
+        <w:t xml:space="preserve"> </w:t>
+      </w:r>
+      <w:r>
+        <w:rPr>
+          <w:rStyle w:val="VerbatimChar"/>
+        </w:rPr>
+        <w:t xml:space="preserve">BaseRestClient.filterParameters</w:t>
+      </w:r>
+      <w:r>
+        <w:t xml:space="preserve"> </w:t>
+      </w:r>
+      <w:r>
+        <w:t xml:space="preserve">отбрасывает параметры с пустым ключом:</w:t>
+      </w:r>
+      <w:r>
+        <w:t xml:space="preserve"> </w:t>
+      </w:r>
+      <w:r>
+        <w:rPr>
+          <w:rStyle w:val="VerbatimChar"/>
+        </w:rPr>
+        <w:t xml:space="preserve">.filter(key -&gt; parameters.get(key) != null &amp;&amp; !key.isBlank())</w:t>
+      </w:r>
+      <w:r>
+        <w:t xml:space="preserve">. То есть параметр единицы в запрос к 2GIS не попадает никогда, а в ответе расстояние приводится к километрам мэппингом</w:t>
+      </w:r>
+      <w:r>
+        <w:t xml:space="preserve"> </w:t>
+      </w:r>
+      <w:r>
+        <w:rPr>
+          <w:rStyle w:val="VerbatimChar"/>
+        </w:rPr>
+        <w:t xml:space="preserve">distance: (total_distance / 1000|outcoming_path.distance / 1000)</w:t>
+      </w:r>
+      <w:r>
+        <w:t xml:space="preserve">.</w:t>
+      </w:r>
+    </w:p>
+    <w:p>
+      <w:pPr>
+        <w:pStyle w:val="BodyText"/>
+      </w:pPr>
+      <w:r>
+        <w:rPr>
+          <w:bCs/>
+          <w:b/>
+        </w:rPr>
+        <w:t xml:space="preserve">Что сделать.</w:t>
+      </w:r>
+      <w:r>
+        <w:t xml:space="preserve"> </w:t>
+      </w:r>
+      <w:r>
+        <w:t xml:space="preserve">В §5.3 и в И5 написать проще и честнее: единица расстояния — километры, единица времени — миллисекунды, и это свойство ответа geo, а не договорённость о передаче единицы. Запрос</w:t>
+      </w:r>
+      <w:r>
+        <w:t xml:space="preserve"> </w:t>
+      </w:r>
+      <w:r>
+        <w:rPr>
+          <w:rStyle w:val="VerbatimChar"/>
+        </w:rPr>
+        <w:t xml:space="preserve">distanceUnit = MILES</w:t>
+      </w:r>
+      <w:r>
+        <w:t xml:space="preserve"> </w:t>
+      </w:r>
+      <w:r>
+        <w:t xml:space="preserve">молча вернёт километры, поэтому «явно указанная единица» на контракте geo недостижима; явной единицей можно снабжать только наши внутренние поля.</w:t>
+      </w:r>
+    </w:p>
+    <w:bookmarkEnd w:id="44"/>
+    <w:bookmarkStart w:id="45" w:name="X1e03b1ada534e200905a1ba042f58e5e3ab18d1"/>
+    <w:p>
+      <w:pPr>
+        <w:pStyle w:val="Heading3"/>
+      </w:pPr>
+      <w:r>
+        <w:t xml:space="preserve">5.10 §6.3: пустой результат geo может означать сбой, а не отсутствие адреса</w:t>
+      </w:r>
+    </w:p>
+    <w:p>
+      <w:pPr>
+        <w:pStyle w:val="FirstParagraph"/>
+      </w:pPr>
+      <w:r>
+        <w:t xml:space="preserve">Утверждение §6.3 «поиск адреса строкой при отсутствии подсказок даёт 200 с пустым списком» кодом не подтверждается, и уточнение здесь важнее, чем казалось в редакции 1.0.</w:t>
+      </w:r>
+    </w:p>
+    <w:p>
+      <w:pPr>
+        <w:pStyle w:val="BodyText"/>
+      </w:pPr>
+      <w:r>
+        <w:t xml:space="preserve">Первое: ошибка провайдера превращается в</w:t>
+      </w:r>
+      <w:r>
+        <w:t xml:space="preserve"> </w:t>
+      </w:r>
+      <w:r>
+        <w:rPr>
+          <w:rStyle w:val="VerbatimChar"/>
+        </w:rPr>
+        <w:t xml:space="preserve">GeoApiException</w:t>
+      </w:r>
+      <w:r>
+        <w:t xml:space="preserve"> </w:t>
+      </w:r>
+      <w:r>
+        <w:t xml:space="preserve">(а наружу в 417) в двух случаях —</w:t>
+      </w:r>
+      <w:r>
+        <w:t xml:space="preserve"> </w:t>
+      </w:r>
+      <w:r>
+        <w:rPr>
+          <w:rStyle w:val="VerbatimChar"/>
+        </w:rPr>
+        <w:t xml:space="preserve">meta.code = 404</w:t>
+      </w:r>
+      <w:r>
+        <w:t xml:space="preserve"> </w:t>
+      </w:r>
+      <w:r>
+        <w:t xml:space="preserve">либо непустой список сообщений об ошибке. Код различает их внутри (</w:t>
+      </w:r>
+      <w:r>
+        <w:rPr>
+          <w:rStyle w:val="VerbatimChar"/>
+        </w:rPr>
+        <w:t xml:space="preserve">GeoApiException.getCode()</w:t>
+      </w:r>
+      <w:r>
+        <w:t xml:space="preserve">), но наружу не выводит, так что «зданий нет» и «сбой провайдера» по ответу не различимы. Нейтральный текст</w:t>
+      </w:r>
+      <w:r>
+        <w:t xml:space="preserve"> </w:t>
+      </w:r>
+      <w:r>
+        <w:rPr>
+          <w:rStyle w:val="VerbatimChar"/>
+        </w:rPr>
+        <w:t xml:space="preserve">ADDRESS_UNRESOLVED</w:t>
+      </w:r>
+      <w:r>
+        <w:t xml:space="preserve"> </w:t>
+      </w:r>
+      <w:r>
+        <w:t xml:space="preserve">выбран правильно.</w:t>
+      </w:r>
+    </w:p>
+    <w:p>
+      <w:pPr>
+        <w:pStyle w:val="BodyText"/>
+      </w:pPr>
+      <w:r>
+        <w:t xml:space="preserve">Второе, и это новое: пустой результат</w:t>
+      </w:r>
+      <w:r>
+        <w:t xml:space="preserve"> </w:t>
+      </w:r>
+      <w:r>
+        <w:rPr>
+          <w:bCs/>
+          <w:b/>
+        </w:rPr>
+        <w:t xml:space="preserve">не означает</w:t>
+      </w:r>
+      <w:r>
+        <w:t xml:space="preserve">, что ничего не найдено. В</w:t>
+      </w:r>
+      <w:r>
+        <w:t xml:space="preserve"> </w:t>
+      </w:r>
+      <w:r>
+        <w:rPr>
+          <w:rStyle w:val="VerbatimChar"/>
+        </w:rPr>
+        <w:t xml:space="preserve">BaseRestClient.request</w:t>
+      </w:r>
+      <w:r>
+        <w:t xml:space="preserve"> </w:t>
+      </w:r>
+      <w:r>
+        <w:t xml:space="preserve">блок перехвата устроен так:</w:t>
+      </w:r>
+      <w:r>
+        <w:t xml:space="preserve"> </w:t>
+      </w:r>
+      <w:r>
+        <w:rPr>
+          <w:rStyle w:val="VerbatimChar"/>
+        </w:rPr>
+        <w:t xml:space="preserve">if (response != null &amp;&amp; response.getStatusCode().is2xxSuccessful()) return Map.of();</w:t>
+      </w:r>
+      <w:r>
+        <w:t xml:space="preserve"> </w:t>
+      </w:r>
+      <w:r>
+        <w:t xml:space="preserve">— если первый ответ был успешным, а исключение возникло на следующем шаге, метод возвращает</w:t>
+      </w:r>
+      <w:r>
+        <w:t xml:space="preserve"> </w:t>
+      </w:r>
+      <w:r>
+        <w:rPr>
+          <w:bCs/>
+          <w:b/>
+        </w:rPr>
+        <w:t xml:space="preserve">пустую карту</w:t>
+      </w:r>
+      <w:r>
+        <w:t xml:space="preserve">, то есть тот самый «200 с пустым списком». А следующий шаг там есть: при наличии параметра</w:t>
+      </w:r>
+      <w:r>
+        <w:t xml:space="preserve"> </w:t>
+      </w:r>
+      <w:r>
+        <w:rPr>
+          <w:rStyle w:val="VerbatimChar"/>
+        </w:rPr>
+        <w:t xml:space="preserve">q</w:t>
+      </w:r>
+      <w:r>
+        <w:t xml:space="preserve"> </w:t>
+      </w:r>
+      <w:r>
+        <w:t xml:space="preserve">и отсутствии ключа</w:t>
+      </w:r>
+      <w:r>
+        <w:t xml:space="preserve"> </w:t>
+      </w:r>
+      <w:r>
+        <w:rPr>
+          <w:rStyle w:val="VerbatimChar"/>
+        </w:rPr>
+        <w:t xml:space="preserve">result</w:t>
+      </w:r>
+      <w:r>
+        <w:t xml:space="preserve"> </w:t>
+      </w:r>
+      <w:r>
+        <w:t xml:space="preserve">вызывается скрытый резервный запрос</w:t>
+      </w:r>
+      <w:r>
+        <w:t xml:space="preserve"> </w:t>
+      </w:r>
+      <w:r>
+        <w:rPr>
+          <w:rStyle w:val="VerbatimChar"/>
+        </w:rPr>
+        <w:t xml:space="preserve">sendCrutchRequest</w:t>
+      </w:r>
+      <w:r>
+        <w:t xml:space="preserve"> </w:t>
+      </w:r>
+      <w:r>
+        <w:t xml:space="preserve">к</w:t>
+      </w:r>
+      <w:r>
+        <w:t xml:space="preserve"> </w:t>
+      </w:r>
+      <w:r>
+        <w:rPr>
+          <w:rStyle w:val="VerbatimChar"/>
+        </w:rPr>
+        <w:t xml:space="preserve">urlItems</w:t>
+      </w:r>
+      <w:r>
+        <w:t xml:space="preserve"> </w:t>
+      </w:r>
+      <w:r>
+        <w:t xml:space="preserve">(поиск подсказок → поиск объектов), который для каждого найденного не-здания делает ещё один запрос с</w:t>
+      </w:r>
+      <w:r>
+        <w:t xml:space="preserve"> </w:t>
+      </w:r>
+      <w:r>
+        <w:rPr>
+          <w:rStyle w:val="VerbatimChar"/>
+        </w:rPr>
+        <w:t xml:space="preserve">sort_point</w:t>
+      </w:r>
+      <w:r>
+        <w:t xml:space="preserve">. Любой сбой внутри этой цепочки выглядит снаружи как «ничего не найдено».</w:t>
+      </w:r>
+    </w:p>
+    <w:p>
+      <w:pPr>
+        <w:pStyle w:val="BodyText"/>
+      </w:pPr>
+      <w:r>
+        <w:rPr>
+          <w:bCs/>
+          <w:b/>
+        </w:rPr>
+        <w:t xml:space="preserve">Что сделать.</w:t>
+      </w:r>
+      <w:r>
+        <w:t xml:space="preserve"> </w:t>
+      </w:r>
+      <w:r>
+        <w:t xml:space="preserve">Перенести формулировку §6.3 про «200 с пустым списком» в И5 как предмет проверки и добавить обратное предупреждение: пустой результат нельзя трактовать как достоверное «адрес не найден». Там же учесть, что один поиск адреса — это от двух до 2+N внешних запросов, и заложить это в бюджет таймаута (§4.4, 504).</w:t>
+      </w:r>
+    </w:p>
+    <w:bookmarkEnd w:id="45"/>
+    <w:bookmarkStart w:id="46" w:name="Xc316d393956511798811136eb93f1dadd0c9d2f"/>
+    <w:p>
+      <w:pPr>
+        <w:pStyle w:val="Heading3"/>
+      </w:pPr>
+      <w:r>
+        <w:t xml:space="preserve">5.11 §4.2: счётчик номеров — детали выполнимости SQL</w:t>
+      </w:r>
+    </w:p>
+    <w:p>
+      <w:pPr>
+        <w:pStyle w:val="FirstParagraph"/>
+      </w:pPr>
+      <w:r>
+        <w:t xml:space="preserve">Возражений к предложенному SQL нет (2.5), но три детали стоит прописать, чтобы реализация не упёрлась в них позже:</w:t>
+      </w:r>
+    </w:p>
+    <w:p>
+      <w:pPr>
+        <w:numPr>
+          <w:ilvl w:val="0"/>
+          <w:numId w:val="1005"/>
+        </w:numPr>
+        <w:pStyle w:val="Compact"/>
+      </w:pPr>
+      <w:r>
+        <w:t xml:space="preserve">В платформенной DDL у</w:t>
+      </w:r>
+      <w:r>
+        <w:t xml:space="preserve"> </w:t>
+      </w:r>
+      <w:r>
+        <w:rPr>
+          <w:rStyle w:val="VerbatimChar"/>
+        </w:rPr>
+        <w:t xml:space="preserve">id</w:t>
+      </w:r>
+      <w:r>
+        <w:t xml:space="preserve"> </w:t>
+      </w:r>
+      <w:r>
+        <w:t xml:space="preserve">и</w:t>
+      </w:r>
+      <w:r>
+        <w:t xml:space="preserve"> </w:t>
+      </w:r>
+      <w:r>
+        <w:rPr>
+          <w:rStyle w:val="VerbatimChar"/>
+        </w:rPr>
+        <w:t xml:space="preserve">sq</w:t>
+      </w:r>
+      <w:r>
+        <w:t xml:space="preserve"> </w:t>
+      </w:r>
+      <w:r>
+        <w:rPr>
+          <w:bCs/>
+          <w:b/>
+        </w:rPr>
+        <w:t xml:space="preserve">нет</w:t>
+      </w:r>
+      <w:r>
+        <w:t xml:space="preserve"> </w:t>
+      </w:r>
+      <w:r>
+        <w:rPr>
+          <w:rStyle w:val="VerbatimChar"/>
+        </w:rPr>
+        <w:t xml:space="preserve">DEFAULT</w:t>
+      </w:r>
+      <w:r>
+        <w:t xml:space="preserve">, поэтому ветка вставки должна задавать оба явно (</w:t>
+      </w:r>
+      <w:r>
+        <w:rPr>
+          <w:rStyle w:val="VerbatimChar"/>
+        </w:rPr>
+        <w:t xml:space="preserve">gen_random_uuid()</w:t>
+      </w:r>
+      <w:r>
+        <w:t xml:space="preserve"> </w:t>
+      </w:r>
+      <w:r>
+        <w:t xml:space="preserve">и начальное значение), иначе</w:t>
+      </w:r>
+      <w:r>
+        <w:t xml:space="preserve"> </w:t>
+      </w:r>
+      <w:r>
+        <w:rPr>
+          <w:rStyle w:val="VerbatimChar"/>
+        </w:rPr>
+        <w:t xml:space="preserve">INSERT … ON CONFLICT</w:t>
+      </w:r>
+      <w:r>
+        <w:t xml:space="preserve"> </w:t>
+      </w:r>
+      <w:r>
+        <w:t xml:space="preserve">упадёт на</w:t>
+      </w:r>
+      <w:r>
+        <w:t xml:space="preserve"> </w:t>
+      </w:r>
+      <w:r>
+        <w:rPr>
+          <w:rStyle w:val="VerbatimChar"/>
+        </w:rPr>
+        <w:t xml:space="preserve">NOT NULL</w:t>
+      </w:r>
+      <w:r>
+        <w:t xml:space="preserve">.</w:t>
+      </w:r>
+    </w:p>
+    <w:p>
+      <w:pPr>
+        <w:numPr>
+          <w:ilvl w:val="0"/>
+          <w:numId w:val="1005"/>
+        </w:numPr>
+        <w:pStyle w:val="Compact"/>
+      </w:pPr>
+      <w:r>
+        <w:rPr>
+          <w:rStyle w:val="VerbatimChar"/>
+        </w:rPr>
+        <w:t xml:space="preserve">ON CONFLICT (prefix, orgdigitid)</w:t>
+      </w:r>
+      <w:r>
+        <w:t xml:space="preserve"> </w:t>
+      </w:r>
+      <w:r>
+        <w:t xml:space="preserve">работает по выводу индекса и на согласованной схеме корректен. А</w:t>
+      </w:r>
+      <w:r>
+        <w:t xml:space="preserve"> </w:t>
+      </w:r>
+      <w:r>
+        <w:rPr>
+          <w:rStyle w:val="VerbatimChar"/>
+        </w:rPr>
+        <w:t xml:space="preserve">ON CONFLICT ON CONSTRAINT ux_company_sq_2</w:t>
+      </w:r>
+      <w:r>
+        <w:t xml:space="preserve"> </w:t>
+      </w:r>
+      <w:r>
+        <w:t xml:space="preserve">работать</w:t>
+      </w:r>
+      <w:r>
+        <w:t xml:space="preserve"> </w:t>
+      </w:r>
+      <w:r>
+        <w:rPr>
+          <w:bCs/>
+          <w:b/>
+        </w:rPr>
+        <w:t xml:space="preserve">не будет</w:t>
+      </w:r>
+      <w:r>
+        <w:t xml:space="preserve">:</w:t>
+      </w:r>
+      <w:r>
+        <w:t xml:space="preserve"> </w:t>
+      </w:r>
+      <w:r>
+        <w:rPr>
+          <w:rStyle w:val="VerbatimChar"/>
+        </w:rPr>
+        <w:t xml:space="preserve">CREATE UNIQUE INDEX</w:t>
+      </w:r>
+      <w:r>
+        <w:t xml:space="preserve"> </w:t>
+      </w:r>
+      <w:r>
+        <w:t xml:space="preserve">ограничения не создаёт. Если в §4.2 появится вариант с именем ограничения, его нужно убрать.</w:t>
+      </w:r>
+    </w:p>
+    <w:p>
+      <w:pPr>
+        <w:numPr>
+          <w:ilvl w:val="0"/>
+          <w:numId w:val="1005"/>
+        </w:numPr>
+        <w:pStyle w:val="Compact"/>
+      </w:pPr>
+      <w:r>
+        <w:t xml:space="preserve">Исчерпание счётчика (</w:t>
+      </w:r>
+      <w:r>
+        <w:rPr>
+          <w:rStyle w:val="VerbatimChar"/>
+        </w:rPr>
+        <w:t xml:space="preserve">409 NUMBER_RANGE_EXHAUSTED</w:t>
+      </w:r>
+      <w:r>
+        <w:t xml:space="preserve">) проверяется до записи: формат номера в генераторе платформы —</w:t>
+      </w:r>
+      <w:r>
+        <w:t xml:space="preserve"> </w:t>
+      </w:r>
+      <w:r>
+        <w:rPr>
+          <w:rStyle w:val="VerbatimChar"/>
+        </w:rPr>
+        <w:t xml:space="preserve">String.format("%s-%04d-%08d", …)</w:t>
+      </w:r>
+      <w:r>
+        <w:t xml:space="preserve"> </w:t>
+      </w:r>
+      <w:r>
+        <w:t xml:space="preserve">с</w:t>
+      </w:r>
+      <w:r>
+        <w:t xml:space="preserve"> </w:t>
+      </w:r>
+      <w:r>
+        <w:rPr>
+          <w:rStyle w:val="VerbatimChar"/>
+        </w:rPr>
+        <w:t xml:space="preserve">@Min(1) @Max(9999)</w:t>
+      </w:r>
+      <w:r>
+        <w:t xml:space="preserve"> </w:t>
+      </w:r>
+      <w:r>
+        <w:t xml:space="preserve">на</w:t>
+      </w:r>
+      <w:r>
+        <w:t xml:space="preserve"> </w:t>
+      </w:r>
+      <w:r>
+        <w:rPr>
+          <w:rStyle w:val="VerbatimChar"/>
+        </w:rPr>
+        <w:t xml:space="preserve">orgDigitId</w:t>
+      </w:r>
+      <w:r>
+        <w:t xml:space="preserve">, то есть предел восемь цифр относится к</w:t>
+      </w:r>
+      <w:r>
+        <w:t xml:space="preserve"> </w:t>
+      </w:r>
+      <w:r>
+        <w:rPr>
+          <w:rStyle w:val="VerbatimChar"/>
+        </w:rPr>
+        <w:t xml:space="preserve">sq</w:t>
+      </w:r>
+      <w:r>
+        <w:t xml:space="preserve">, а четырёхзначный предел — к цифровому коду организации. Второй предел в §6.2 не упомянут; невалидный</w:t>
+      </w:r>
+      <w:r>
+        <w:t xml:space="preserve"> </w:t>
+      </w:r>
+      <w:r>
+        <w:rPr>
+          <w:rStyle w:val="VerbatimChar"/>
+        </w:rPr>
+        <w:t xml:space="preserve">digitId</w:t>
+      </w:r>
+      <w:r>
+        <w:t xml:space="preserve"> </w:t>
+      </w:r>
+      <w:r>
+        <w:t xml:space="preserve">там уже описан, стоит явно сослаться на</w:t>
+      </w:r>
+      <w:r>
+        <w:t xml:space="preserve"> </w:t>
+      </w:r>
+      <w:r>
+        <w:rPr>
+          <w:rStyle w:val="VerbatimChar"/>
+        </w:rPr>
+        <w:t xml:space="preserve">1…9999</w:t>
+      </w:r>
+      <w:r>
+        <w:t xml:space="preserve">.</w:t>
+      </w:r>
+    </w:p>
+    <w:bookmarkEnd w:id="46"/>
+    <w:bookmarkStart w:id="47" w:name="X7a0f4bedf7d80af7031f832c48dd0389512a1ed"/>
+    <w:p>
+      <w:pPr>
+        <w:pStyle w:val="Heading3"/>
+      </w:pPr>
+      <w:r>
+        <w:t xml:space="preserve">5.12 Мелкие уточнения</w:t>
+      </w:r>
+    </w:p>
+    <w:p>
+      <w:pPr>
+        <w:pStyle w:val="FirstParagraph"/>
+      </w:pPr>
+      <w:r>
+        <w:rPr>
+          <w:bCs/>
+          <w:b/>
+        </w:rPr>
+        <w:t xml:space="preserve">Индекс для поиска кандидатов.</w:t>
+      </w:r>
+      <w:r>
+        <w:t xml:space="preserve"> </w:t>
+      </w:r>
+      <w:r>
+        <w:t xml:space="preserve">T01.1 определяет неуникальный индекс по</w:t>
+      </w:r>
+      <w:r>
+        <w:t xml:space="preserve"> </w:t>
+      </w:r>
+      <w:r>
+        <w:rPr>
+          <w:rStyle w:val="VerbatimChar"/>
+        </w:rPr>
+        <w:t xml:space="preserve">route_key</w:t>
+      </w:r>
+      <w:r>
+        <w:t xml:space="preserve"> </w:t>
+      </w:r>
+      <w:r>
+        <w:t xml:space="preserve">и индекс</w:t>
+      </w:r>
+      <w:r>
+        <w:t xml:space="preserve"> </w:t>
+      </w:r>
+      <w:r>
+        <w:rPr>
+          <w:rStyle w:val="VerbatimChar"/>
+        </w:rPr>
+        <w:t xml:space="preserve">(organization_id, is_active)</w:t>
+      </w:r>
+      <w:r>
+        <w:t xml:space="preserve">. В §4.1 кандидаты отбираются по организации</w:t>
+      </w:r>
+      <w:r>
+        <w:t xml:space="preserve"> </w:t>
+      </w:r>
+      <w:r>
+        <w:rPr>
+          <w:bCs/>
+          <w:b/>
+        </w:rPr>
+        <w:t xml:space="preserve">и</w:t>
+      </w:r>
+      <w:r>
+        <w:t xml:space="preserve"> </w:t>
+      </w:r>
+      <w:r>
+        <w:t xml:space="preserve">ключу; поскольку</w:t>
+      </w:r>
+      <w:r>
+        <w:t xml:space="preserve"> </w:t>
+      </w:r>
+      <w:r>
+        <w:rPr>
+          <w:rStyle w:val="VerbatimChar"/>
+        </w:rPr>
+        <w:t xml:space="preserve">organizationId</w:t>
+      </w:r>
+      <w:r>
+        <w:t xml:space="preserve"> </w:t>
+      </w:r>
+      <w:r>
+        <w:t xml:space="preserve">входит в канонический массив и, значит, в сам</w:t>
+      </w:r>
+      <w:r>
+        <w:t xml:space="preserve"> </w:t>
+      </w:r>
+      <w:r>
+        <w:rPr>
+          <w:rStyle w:val="VerbatimChar"/>
+        </w:rPr>
+        <w:t xml:space="preserve">route_key</w:t>
+      </w:r>
+      <w:r>
+        <w:t xml:space="preserve">, проверка организации избыточна. Вреда нет, но стоит сказать, что отбор идёт по индексу</w:t>
+      </w:r>
+      <w:r>
+        <w:t xml:space="preserve"> </w:t>
+      </w:r>
+      <w:r>
+        <w:rPr>
+          <w:rStyle w:val="VerbatimChar"/>
+        </w:rPr>
+        <w:t xml:space="preserve">route_key</w:t>
+      </w:r>
+      <w:r>
+        <w:t xml:space="preserve">, а условие организации оставлено как дополнительная защита.</w:t>
+      </w:r>
+    </w:p>
+    <w:p>
+      <w:pPr>
+        <w:pStyle w:val="BodyText"/>
+      </w:pPr>
+      <w:r>
+        <w:rPr>
+          <w:bCs/>
+          <w:b/>
+        </w:rPr>
+        <w:t xml:space="preserve">Внутренние пути и права.</w:t>
+      </w:r>
+      <w:r>
+        <w:t xml:space="preserve"> </w:t>
+      </w:r>
+      <w:r>
+        <w:t xml:space="preserve">Выбор «внутренний корень — /» работоспособен: стартер прав сопоставляет URL по числу сегментов и точным совпадениям, выбирая кандидата с наибольшим числом точных сегментов, и при единственном кандидате возвращает его. Поэтому</w:t>
+      </w:r>
+      <w:r>
+        <w:t xml:space="preserve"> </w:t>
+      </w:r>
+      <w:r>
+        <w:rPr>
+          <w:rStyle w:val="VerbatimChar"/>
+        </w:rPr>
+        <w:t xml:space="preserve">GET /{id}</w:t>
+      </w:r>
+      <w:r>
+        <w:t xml:space="preserve"> </w:t>
+      </w:r>
+      <w:r>
+        <w:t xml:space="preserve">и</w:t>
+      </w:r>
+      <w:r>
+        <w:t xml:space="preserve"> </w:t>
+      </w:r>
+      <w:r>
+        <w:rPr>
+          <w:rStyle w:val="VerbatimChar"/>
+        </w:rPr>
+        <w:t xml:space="preserve">POST /calculate</w:t>
+      </w:r>
+      <w:r>
+        <w:t xml:space="preserve"> </w:t>
+      </w:r>
+      <w:r>
+        <w:t xml:space="preserve">различаются корректно. Четыре оговорки для И1:</w:t>
+      </w:r>
+    </w:p>
+    <w:p>
+      <w:pPr>
+        <w:numPr>
+          <w:ilvl w:val="0"/>
+          <w:numId w:val="1006"/>
+        </w:numPr>
+        <w:pStyle w:val="Compact"/>
+      </w:pPr>
+      <w:r>
+        <w:t xml:space="preserve">При отсутствии зарегистрированной пары доступ</w:t>
+      </w:r>
+      <w:r>
+        <w:t xml:space="preserve"> </w:t>
+      </w:r>
+      <w:r>
+        <w:rPr>
+          <w:bCs/>
+          <w:b/>
+        </w:rPr>
+        <w:t xml:space="preserve">запрещается</w:t>
+      </w:r>
+      <w:r>
+        <w:t xml:space="preserve"> </w:t>
+      </w:r>
+      <w:r>
+        <w:t xml:space="preserve">по умолчанию, поэтому до наполнения</w:t>
+      </w:r>
+      <w:r>
+        <w:t xml:space="preserve"> </w:t>
+      </w:r>
+      <w:r>
+        <w:rPr>
+          <w:rStyle w:val="VerbatimChar"/>
+        </w:rPr>
+        <w:t xml:space="preserve">urls</w:t>
+      </w:r>
+      <w:r>
+        <w:t xml:space="preserve">/</w:t>
+      </w:r>
+      <w:r>
+        <w:rPr>
+          <w:rStyle w:val="VerbatimChar"/>
+        </w:rPr>
+        <w:t xml:space="preserve">roles</w:t>
+      </w:r>
+      <w:r>
+        <w:t xml:space="preserve"> </w:t>
+      </w:r>
+      <w:r>
+        <w:t xml:space="preserve">API закрыт полностью, включая сам</w:t>
+      </w:r>
+      <w:r>
+        <w:t xml:space="preserve"> </w:t>
+      </w:r>
+      <w:r>
+        <w:rPr>
+          <w:rStyle w:val="VerbatimChar"/>
+        </w:rPr>
+        <w:t xml:space="preserve">PUT /allow</w:t>
+      </w:r>
+      <w:r>
+        <w:t xml:space="preserve"> </w:t>
+      </w:r>
+      <w:r>
+        <w:t xml:space="preserve">— порядок первичного наполнения нужно описать. Своего</w:t>
+      </w:r>
+      <w:r>
+        <w:t xml:space="preserve"> </w:t>
+      </w:r>
+      <w:r>
+        <w:rPr>
+          <w:rStyle w:val="VerbatimChar"/>
+        </w:rPr>
+        <w:t xml:space="preserve">SecurityFilterChain</w:t>
+      </w:r>
+      <w:r>
+        <w:t xml:space="preserve"> </w:t>
+      </w:r>
+      <w:r>
+        <w:t xml:space="preserve">стартер не содержит: он даёт только</w:t>
+      </w:r>
+      <w:r>
+        <w:t xml:space="preserve"> </w:t>
+      </w:r>
+      <w:r>
+        <w:rPr>
+          <w:rStyle w:val="VerbatimChar"/>
+        </w:rPr>
+        <w:t xml:space="preserve">AuthorizationManager</w:t>
+      </w:r>
+      <w:r>
+        <w:t xml:space="preserve">, а защита управляющих методов — это та же таблица, которую они правят.</w:t>
+      </w:r>
+    </w:p>
+    <w:p>
+      <w:pPr>
+        <w:numPr>
+          <w:ilvl w:val="0"/>
+          <w:numId w:val="1006"/>
+        </w:numPr>
+        <w:pStyle w:val="Compact"/>
+      </w:pPr>
+      <w:r>
+        <w:t xml:space="preserve">Статические пути нужно регистрировать</w:t>
+      </w:r>
+      <w:r>
+        <w:t xml:space="preserve"> </w:t>
+      </w:r>
+      <w:r>
+        <w:rPr>
+          <w:bCs/>
+          <w:b/>
+        </w:rPr>
+        <w:t xml:space="preserve">с завершающим слешем</w:t>
+      </w:r>
+      <w:r>
+        <w:t xml:space="preserve">.</w:t>
+      </w:r>
+      <w:r>
+        <w:t xml:space="preserve"> </w:t>
+      </w:r>
+      <w:r>
+        <w:rPr>
+          <w:rStyle w:val="VerbatimChar"/>
+        </w:rPr>
+        <w:t xml:space="preserve">UrlRolesServiceImpl.getAllowedRoles</w:t>
+      </w:r>
+      <w:r>
+        <w:t xml:space="preserve"> </w:t>
+      </w:r>
+      <w:r>
+        <w:t xml:space="preserve">дописывает «/» к пришедшему URI (строки 27–29), а быстрый поиск сравнивает его с сохранённым значением на точное равенство:</w:t>
+      </w:r>
+      <w:r>
+        <w:t xml:space="preserve"> </w:t>
+      </w:r>
+      <w:r>
+        <w:rPr>
+          <w:rStyle w:val="VerbatimChar"/>
+        </w:rPr>
+        <w:t xml:space="preserve">WHERE method = ? AND ? = url</w:t>
+      </w:r>
+      <w:r>
+        <w:t xml:space="preserve">. Запись</w:t>
+      </w:r>
+      <w:r>
+        <w:t xml:space="preserve"> </w:t>
+      </w:r>
+      <w:r>
+        <w:rPr>
+          <w:rStyle w:val="VerbatimChar"/>
+        </w:rPr>
+        <w:t xml:space="preserve">/favorite-routes</w:t>
+      </w:r>
+      <w:r>
+        <w:t xml:space="preserve"> </w:t>
+      </w:r>
+      <w:r>
+        <w:t xml:space="preserve">при запросе</w:t>
+      </w:r>
+      <w:r>
+        <w:t xml:space="preserve"> </w:t>
+      </w:r>
+      <w:r>
+        <w:rPr>
+          <w:rStyle w:val="VerbatimChar"/>
+        </w:rPr>
+        <w:t xml:space="preserve">/favorite-routes/</w:t>
+      </w:r>
+      <w:r>
+        <w:t xml:space="preserve"> </w:t>
+      </w:r>
+      <w:r>
+        <w:t xml:space="preserve">не найдётся ни точным сравнением, ни шаблонным (</w:t>
+      </w:r>
+      <w:r>
+        <w:rPr>
+          <w:rStyle w:val="VerbatimChar"/>
+        </w:rPr>
+        <w:t xml:space="preserve">? ilike pattern</w:t>
+      </w:r>
+      <w:r>
+        <w:t xml:space="preserve">), и доступ будет закрыт. Динамические сегменты хранятся как</w:t>
+      </w:r>
+      <w:r>
+        <w:t xml:space="preserve"> </w:t>
+      </w:r>
+      <w:r>
+        <w:rPr>
+          <w:rStyle w:val="VerbatimChar"/>
+        </w:rPr>
+        <w:t xml:space="preserve">{id}</w:t>
+      </w:r>
+      <w:r>
+        <w:t xml:space="preserve"> </w:t>
+      </w:r>
+      <w:r>
+        <w:t xml:space="preserve">в</w:t>
+      </w:r>
+      <w:r>
+        <w:t xml:space="preserve"> </w:t>
+      </w:r>
+      <w:r>
+        <w:rPr>
+          <w:rStyle w:val="VerbatimChar"/>
+        </w:rPr>
+        <w:t xml:space="preserve">url</w:t>
+      </w:r>
+      <w:r>
+        <w:t xml:space="preserve"> </w:t>
+      </w:r>
+      <w:r>
+        <w:t xml:space="preserve">и как</w:t>
+      </w:r>
+      <w:r>
+        <w:t xml:space="preserve"> </w:t>
+      </w:r>
+      <w:r>
+        <w:rPr>
+          <w:rStyle w:val="VerbatimChar"/>
+        </w:rPr>
+        <w:t xml:space="preserve">_%</w:t>
+      </w:r>
+      <w:r>
+        <w:t xml:space="preserve"> </w:t>
+      </w:r>
+      <w:r>
+        <w:t xml:space="preserve">в</w:t>
+      </w:r>
+      <w:r>
+        <w:t xml:space="preserve"> </w:t>
+      </w:r>
+      <w:r>
+        <w:rPr>
+          <w:rStyle w:val="VerbatimChar"/>
+        </w:rPr>
+        <w:t xml:space="preserve">pattern</w:t>
+      </w:r>
+      <w:r>
+        <w:t xml:space="preserve"> </w:t>
+      </w:r>
+      <w:r>
+        <w:t xml:space="preserve">(</w:t>
+      </w:r>
+      <w:r>
+        <w:rPr>
+          <w:rStyle w:val="VerbatimChar"/>
+        </w:rPr>
+        <w:t xml:space="preserve">Url.create</w:t>
+      </w:r>
+      <w:r>
+        <w:t xml:space="preserve">), для них слеш не нужен.</w:t>
+      </w:r>
+    </w:p>
+    <w:p>
+      <w:pPr>
+        <w:numPr>
+          <w:ilvl w:val="0"/>
+          <w:numId w:val="1006"/>
+        </w:numPr>
+        <w:pStyle w:val="Compact"/>
+      </w:pPr>
+      <w:r>
+        <w:t xml:space="preserve">Правило</w:t>
+      </w:r>
+      <w:r>
+        <w:t xml:space="preserve"> </w:t>
+      </w:r>
+      <w:r>
+        <w:rPr>
+          <w:rStyle w:val="VerbatimChar"/>
+        </w:rPr>
+        <w:t xml:space="preserve">RewritePath</w:t>
+      </w:r>
+      <w:r>
+        <w:t xml:space="preserve"> </w:t>
+      </w:r>
+      <w:r>
+        <w:t xml:space="preserve">в платформе не обрабатывает путь без завершающего слеша, поэтому все контроллеры платформы объявляют пути парами («</w:t>
+      </w:r>
+      <w:r>
+        <w:rPr>
+          <w:rStyle w:val="VerbatimChar"/>
+        </w:rPr>
+        <w:t xml:space="preserve">search</w:t>
+      </w:r>
+      <w:r>
+        <w:t xml:space="preserve">» и «</w:t>
+      </w:r>
+      <w:r>
+        <w:rPr>
+          <w:rStyle w:val="VerbatimChar"/>
+        </w:rPr>
+        <w:t xml:space="preserve">search/</w:t>
+      </w:r>
+      <w:r>
+        <w:t xml:space="preserve">») — это стоит учесть и в маршруте шлюза, и в регистрации прав.</w:t>
+      </w:r>
+    </w:p>
+    <w:p>
+      <w:pPr>
+        <w:numPr>
+          <w:ilvl w:val="0"/>
+          <w:numId w:val="1006"/>
+        </w:numPr>
+        <w:pStyle w:val="Compact"/>
+      </w:pPr>
+      <w:r>
+        <w:t xml:space="preserve">Управляющие методы стартера опубликованы</w:t>
+      </w:r>
+      <w:r>
+        <w:t xml:space="preserve"> </w:t>
+      </w:r>
+      <w:r>
+        <w:rPr>
+          <w:bCs/>
+          <w:b/>
+        </w:rPr>
+        <w:t xml:space="preserve">в корне сервиса</w:t>
+      </w:r>
+      <w:r>
+        <w:t xml:space="preserve">:</w:t>
+      </w:r>
+      <w:r>
+        <w:t xml:space="preserve"> </w:t>
+      </w:r>
+      <w:r>
+        <w:rPr>
+          <w:rStyle w:val="VerbatimChar"/>
+        </w:rPr>
+        <w:t xml:space="preserve">PUT /allow</w:t>
+      </w:r>
+      <w:r>
+        <w:t xml:space="preserve"> </w:t>
+      </w:r>
+      <w:r>
+        <w:t xml:space="preserve">и</w:t>
+      </w:r>
+      <w:r>
+        <w:t xml:space="preserve"> </w:t>
+      </w:r>
+      <w:r>
+        <w:rPr>
+          <w:rStyle w:val="VerbatimChar"/>
+        </w:rPr>
+        <w:t xml:space="preserve">GET /allow/{role}</w:t>
+      </w:r>
+      <w:r>
+        <w:t xml:space="preserve"> </w:t>
+      </w:r>
+      <w:r>
+        <w:t xml:space="preserve">(</w:t>
+      </w:r>
+      <w:r>
+        <w:rPr>
+          <w:rStyle w:val="VerbatimChar"/>
+        </w:rPr>
+        <w:t xml:space="preserve">UrlEndpointAllowController</w:t>
+      </w:r>
+      <w:r>
+        <w:t xml:space="preserve"> </w:t>
+      </w:r>
+      <w:r>
+        <w:t xml:space="preserve">с</w:t>
+      </w:r>
+      <w:r>
+        <w:t xml:space="preserve"> </w:t>
+      </w:r>
+      <w:r>
+        <w:rPr>
+          <w:rStyle w:val="VerbatimChar"/>
+        </w:rPr>
+        <w:t xml:space="preserve">@RequestMapping</w:t>
+      </w:r>
+      <w:r>
+        <w:t xml:space="preserve"> </w:t>
+      </w:r>
+      <w:r>
+        <w:t xml:space="preserve">без префикса). При внутреннем корне «/» и предикате шлюза</w:t>
+      </w:r>
+      <w:r>
+        <w:t xml:space="preserve"> </w:t>
+      </w:r>
+      <w:r>
+        <w:rPr>
+          <w:rStyle w:val="VerbatimChar"/>
+        </w:rPr>
+        <w:t xml:space="preserve">Path=/api/favorite-routes/**</w:t>
+      </w:r>
+      <w:r>
+        <w:t xml:space="preserve"> </w:t>
+      </w:r>
+      <w:r>
+        <w:t xml:space="preserve">они окажутся внешне достижимы как</w:t>
+      </w:r>
+      <w:r>
+        <w:t xml:space="preserve"> </w:t>
+      </w:r>
+      <w:r>
+        <w:rPr>
+          <w:rStyle w:val="VerbatimChar"/>
+        </w:rPr>
+        <w:t xml:space="preserve">/api/favorite-routes/allow</w:t>
+      </w:r>
+      <w:r>
+        <w:t xml:space="preserve">, а</w:t>
+      </w:r>
+      <w:r>
+        <w:t xml:space="preserve"> </w:t>
+      </w:r>
+      <w:r>
+        <w:rPr>
+          <w:rStyle w:val="VerbatimChar"/>
+        </w:rPr>
+        <w:t xml:space="preserve">PUT /allow</w:t>
+      </w:r>
+      <w:r>
+        <w:t xml:space="preserve"> </w:t>
+      </w:r>
+      <w:r>
+        <w:t xml:space="preserve">перед записью стирает все URL роли (</w:t>
+      </w:r>
+      <w:r>
+        <w:rPr>
+          <w:rStyle w:val="VerbatimChar"/>
+        </w:rPr>
+        <w:t xml:space="preserve">clearRole</w:t>
+      </w:r>
+      <w:r>
+        <w:t xml:space="preserve">). Коллизии с нашими путями в сопоставлении прав нет (разное число сегментов), но пару</w:t>
+      </w:r>
+      <w:r>
+        <w:t xml:space="preserve"> </w:t>
+      </w:r>
+      <w:r>
+        <w:rPr>
+          <w:rStyle w:val="VerbatimChar"/>
+        </w:rPr>
+        <w:t xml:space="preserve">PUT /allow/</w:t>
+      </w:r>
+      <w:r>
+        <w:t xml:space="preserve"> </w:t>
+      </w:r>
+      <w:r>
+        <w:t xml:space="preserve">нужно либо регистрировать на административную роль, либо закрывать на шлюзе — и записать это решение в §4.2.</w:t>
+      </w:r>
+    </w:p>
+    <w:p>
+      <w:r>
+        <w:pict>
+          <v:rect style="width:0;height:1.5pt" o:hralign="center" o:hrstd="t" o:hr="t"/>
+        </w:pict>
+      </w:r>
+    </w:p>
+    <w:bookmarkEnd w:id="47"/>
+    <w:bookmarkEnd w:id="48"/>
+    <w:bookmarkStart w:id="49" w:name="Xa7a68ba7176123b9cf519092215cc46c55b22a6"/>
+    <w:p>
+      <w:pPr>
+        <w:pStyle w:val="Heading2"/>
+      </w:pPr>
+      <w:r>
+        <w:t xml:space="preserve">6 Полнота проверки</w:t>
+      </w:r>
+    </w:p>
+    <w:p>
+      <w:pPr>
+        <w:pStyle w:val="FirstParagraph"/>
+      </w:pPr>
+      <w:r>
+        <w:t xml:space="preserve">Чтобы на эти выводы можно было опираться, стоит знать, как они получены.</w:t>
+      </w:r>
+    </w:p>
+    <w:p>
+      <w:pPr>
+        <w:pStyle w:val="BodyText"/>
+      </w:pPr>
+      <w:r>
+        <w:t xml:space="preserve">Проверка шла в два прохода. Первый — ручной: каждое место редакции 2.0, где есть ссылка на платформу, сверялось с файлом исходников; на этом получены разделы 2, 3, 4 и пункты 5.1–5.4. Второй — широкая параллельная сверка утверждений по восьми группам (права и шлюз, формат ошибок, счётчик номеров, расчёт и тарифы, geo и зоны, единицы и запросы, режим расчёта, служебные таблицы); из неё получены 5.5–5.12. Все приведённые здесь находки перепроверены по файлам вручную — в тексте указаны классы и номера строк.</w:t>
+      </w:r>
+    </w:p>
+    <w:p>
+      <w:pPr>
+        <w:pStyle w:val="BodyText"/>
+      </w:pPr>
+      <w:r>
+        <w:t xml:space="preserve">Два ограничения называю прямо:</w:t>
+      </w:r>
+    </w:p>
+    <w:p>
+      <w:pPr>
+        <w:numPr>
+          <w:ilvl w:val="0"/>
+          <w:numId w:val="1007"/>
+        </w:numPr>
+        <w:pStyle w:val="Compact"/>
+      </w:pPr>
+      <w:r>
+        <w:rPr>
+          <w:bCs/>
+          <w:b/>
+        </w:rPr>
+        <w:t xml:space="preserve">Состязательная проверка не выполнялась.</w:t>
+      </w:r>
+      <w:r>
+        <w:t xml:space="preserve"> </w:t>
+      </w:r>
+      <w:r>
+        <w:t xml:space="preserve">Планировался отдельный проход, в котором каждая находка опровергается контрпримером; все агенты этого этапа остановились по лимиту сессии. Поэтому находки раздела 5 — одноисточниковые: они подтверждены чтением кода, но не проверены «на излом» независимо. Для трёх, меняющих решения (5.5, 5.6, 5.8), это стоит закрыть контрольным прогоном на стенде — он же назван в разделе 7.</w:t>
+      </w:r>
+    </w:p>
+    <w:p>
+      <w:pPr>
+        <w:numPr>
+          <w:ilvl w:val="0"/>
+          <w:numId w:val="1007"/>
+        </w:numPr>
+        <w:pStyle w:val="Compact"/>
+      </w:pPr>
+      <w:r>
+        <w:rPr>
+          <w:bCs/>
+          <w:b/>
+        </w:rPr>
+        <w:t xml:space="preserve">Две группы утверждений не проверялись вовсе:</w:t>
+      </w:r>
+      <w:r>
+        <w:t xml:space="preserve"> </w:t>
+      </w:r>
+      <w:r>
+        <w:t xml:space="preserve">«единицы и состав запросов» (кроме того, что попало в 5.9) и «режим расчёта без временных надбавок» (§5.4). По второй теме раздел 4.3 опирается только на ручное чтение</w:t>
+      </w:r>
+      <w:r>
+        <w:t xml:space="preserve"> </w:t>
+      </w:r>
+      <w:r>
+        <w:rPr>
+          <w:rStyle w:val="VerbatimChar"/>
+        </w:rPr>
+        <w:t xml:space="preserve">CalculateServiceImpl</w:t>
+      </w:r>
+      <w:r>
+        <w:t xml:space="preserve">; возможности тарифного сервиса считать «без надбавок» в коде не найдено, но утверждать, что её нет, я не могу — это остаётся вопросом к владельцу сервиса, а не находкой.</w:t>
+      </w:r>
+    </w:p>
+    <w:p>
+      <w:pPr>
+        <w:pStyle w:val="FirstParagraph"/>
+      </w:pPr>
+      <w:r>
+        <w:t xml:space="preserve">Ничего из найденного по второму проходу не противоречит разделам 2–4: расхождения с T01.1 и ответы на А1, А4, А8, А9 остаются в силе.</w:t>
+      </w:r>
+    </w:p>
+    <w:p>
+      <w:r>
+        <w:pict>
+          <v:rect style="width:0;height:1.5pt" o:hralign="center" o:hrstd="t" o:hr="t"/>
+        </w:pict>
+      </w:r>
+    </w:p>
+    <w:bookmarkEnd w:id="49"/>
+    <w:bookmarkStart w:id="50" w:name="Xa98c5a2b5565fafce59c733ae34a6fa9f4a59db"/>
+    <w:p>
+      <w:pPr>
+        <w:pStyle w:val="Heading2"/>
+      </w:pPr>
+      <w:r>
+        <w:t xml:space="preserve">7 Что проверить дополнительно</w:t>
+      </w:r>
+    </w:p>
+    <w:tbl>
+      <w:tblPr>
+        <w:tblStyle w:val="Table"/>
+        <w:tblW w:type="auto" w:w="0"/>
+        <w:tblLook w:firstRow="1" w:lastRow="0" w:firstColumn="0" w:lastColumn="0" w:noHBand="0" w:noVBand="0" w:val="0020"/>
+        <w:jc w:val="start"/>
+      </w:tblPr>
+      <w:tblGrid>
+        <w:gridCol w:w="3960"/>
+        <w:gridCol w:w="3960"/>
+      </w:tblGrid>
+      <w:tr>
+        <w:trPr>
+          <w:tblHeader w:val="true"/>
+        </w:trPr>
+        <w:tc>
+          <w:tcPr/>
+          <w:p>
+            <w:pPr>
+              <w:pStyle w:val="Compact"/>
+              <w:jc w:val="left"/>
+            </w:pPr>
+            <w:r>
+              <w:t xml:space="preserve">Что</w:t>
+            </w:r>
+          </w:p>
+        </w:tc>
+        <w:tc>
+          <w:tcPr/>
+          <w:p>
+            <w:pPr>
+              <w:pStyle w:val="Compact"/>
+              <w:jc w:val="left"/>
+            </w:pPr>
+            <w:r>
+              <w:t xml:space="preserve">Почему</w:t>
             </w:r>
           </w:p>
         </w:tc>
@@ -4017,7 +7539,7 @@
               <w:jc w:val="left"/>
             </w:pPr>
             <w:r>
-              <w:t xml:space="preserve">Контрольный расчёт такси с ненулевым ожиданием</w:t>
+              <w:t xml:space="preserve">Ответы заказчика от 15.10 по З1, З2 и З3</w:t>
             </w:r>
           </w:p>
         </w:tc>
@@ -4029,7 +7551,7 @@
               <w:jc w:val="left"/>
             </w:pPr>
             <w:r>
-              <w:t xml:space="preserve">Подтвердить компенсирующий делитель (5.4)</w:t>
+              <w:t xml:space="preserve">Без них §2.5 и §2.6 опираются на незакрытые вопросы (2.1, 2.2)</w:t>
             </w:r>
           </w:p>
         </w:tc>
@@ -4043,7 +7565,22 @@
               <w:jc w:val="left"/>
             </w:pPr>
             <w:r>
-              <w:t xml:space="preserve">Поведение расчёта трансфера при тарифе без договора</w:t>
+              <w:t xml:space="preserve">Решение, кто заполняет</w:t>
+            </w:r>
+            <w:r>
+              <w:t xml:space="preserve"> </w:t>
+            </w:r>
+            <w:r>
+              <w:rPr>
+                <w:rStyle w:val="VerbatimChar"/>
+              </w:rPr>
+              <w:t xml:space="preserve">region</w:t>
+            </w:r>
+            <w:r>
+              <w:t xml:space="preserve"> </w:t>
+            </w:r>
+            <w:r>
+              <w:t xml:space="preserve">первой точки</w:t>
             </w:r>
           </w:p>
         </w:tc>
@@ -4055,14 +7592,311 @@
               <w:jc w:val="left"/>
             </w:pPr>
             <w:r>
+              <w:t xml:space="preserve">Иначе ручной ввод координат нереализуем (2.3)</w:t>
+            </w:r>
+          </w:p>
+        </w:tc>
+      </w:tr>
+      <w:tr>
+        <w:tc>
+          <w:tcPr/>
+          <w:p>
+            <w:pPr>
+              <w:pStyle w:val="Compact"/>
+              <w:jc w:val="left"/>
+            </w:pPr>
+            <w:r>
+              <w:t xml:space="preserve">Решение по округлению координат в ключе</w:t>
+            </w:r>
+          </w:p>
+        </w:tc>
+        <w:tc>
+          <w:tcPr/>
+          <w:p>
+            <w:pPr>
+              <w:pStyle w:val="Compact"/>
+              <w:jc w:val="left"/>
+            </w:pPr>
+            <w:r>
+              <w:t xml:space="preserve">Расхождение с А3 (2.4)</w:t>
+            </w:r>
+          </w:p>
+        </w:tc>
+      </w:tr>
+      <w:tr>
+        <w:tc>
+          <w:tcPr/>
+          <w:p>
+            <w:pPr>
+              <w:pStyle w:val="Compact"/>
+              <w:jc w:val="left"/>
+            </w:pPr>
+            <w:r>
+              <w:t xml:space="preserve">Решение по формату ошибки:</w:t>
+            </w:r>
+            <w:r>
+              <w:t xml:space="preserve"> </w:t>
+            </w:r>
+            <w:r>
+              <w:rPr>
+                <w:rStyle w:val="VerbatimChar"/>
+              </w:rPr>
+              <w:t xml:space="preserve">constraints[].type</w:t>
+            </w:r>
+            <w:r>
+              <w:t xml:space="preserve"> </w:t>
+            </w:r>
+            <w:r>
+              <w:t xml:space="preserve">или свой</w:t>
+            </w:r>
+            <w:r>
+              <w:t xml:space="preserve"> </w:t>
+            </w:r>
+            <w:r>
+              <w:rPr>
+                <w:rStyle w:val="VerbatimChar"/>
+              </w:rPr>
+              <w:t xml:space="preserve">code</w:t>
+            </w:r>
+          </w:p>
+        </w:tc>
+        <w:tc>
+          <w:tcPr/>
+          <w:p>
+            <w:pPr>
+              <w:pStyle w:val="Compact"/>
+              <w:jc w:val="left"/>
+            </w:pPr>
+            <w:r>
+              <w:t xml:space="preserve">От него зависит §6.1 и разбор ошибок в T01.3 (5.5)</w:t>
+            </w:r>
+          </w:p>
+        </w:tc>
+      </w:tr>
+      <w:tr>
+        <w:tc>
+          <w:tcPr/>
+          <w:p>
+            <w:pPr>
+              <w:pStyle w:val="Compact"/>
+              <w:jc w:val="left"/>
+            </w:pPr>
+            <w:r>
+              <w:t xml:space="preserve">Контрольный вызов</w:t>
+            </w:r>
+            <w:r>
+              <w:t xml:space="preserve"> </w:t>
+            </w:r>
+            <w:r>
+              <w:rPr>
+                <w:rStyle w:val="VerbatimChar"/>
+              </w:rPr>
+              <w:t xml:space="preserve">POST /calculate</w:t>
+            </w:r>
+            <w:r>
+              <w:t xml:space="preserve"> </w:t>
+            </w:r>
+            <w:r>
+              <w:t xml:space="preserve">для класса с двумя договорами</w:t>
+            </w:r>
+          </w:p>
+        </w:tc>
+        <w:tc>
+          <w:tcPr/>
+          <w:p>
+            <w:pPr>
+              <w:pStyle w:val="Compact"/>
+              <w:jc w:val="left"/>
+            </w:pPr>
+            <w:r>
+              <w:t xml:space="preserve">Подтвердить, что в перечне остаётся один случайный тариф (5.8)</w:t>
+            </w:r>
+          </w:p>
+        </w:tc>
+      </w:tr>
+      <w:tr>
+        <w:tc>
+          <w:tcPr/>
+          <w:p>
+            <w:pPr>
+              <w:pStyle w:val="Compact"/>
+              <w:jc w:val="left"/>
+            </w:pPr>
+            <w:r>
+              <w:t xml:space="preserve">Контрольная попытка нарушить уникальный индекс</w:t>
+            </w:r>
+          </w:p>
+        </w:tc>
+        <w:tc>
+          <w:tcPr/>
+          <w:p>
+            <w:pPr>
+              <w:pStyle w:val="Compact"/>
+              <w:jc w:val="left"/>
+            </w:pPr>
+            <w:r>
+              <w:t xml:space="preserve">Ожидается 500, а не 409 (5.6)</w:t>
+            </w:r>
+          </w:p>
+        </w:tc>
+      </w:tr>
+      <w:tr>
+        <w:tc>
+          <w:tcPr/>
+          <w:p>
+            <w:pPr>
+              <w:pStyle w:val="Compact"/>
+              <w:jc w:val="left"/>
+            </w:pPr>
+            <w:r>
+              <w:t xml:space="preserve">Контрольный расчёт трансфера с неполными</w:t>
+            </w:r>
+            <w:r>
+              <w:t xml:space="preserve"> </w:t>
+            </w:r>
+            <w:r>
+              <w:rPr>
+                <w:rStyle w:val="VerbatimChar"/>
+              </w:rPr>
+              <w:t xml:space="preserve">city</w:t>
+            </w:r>
+          </w:p>
+        </w:tc>
+        <w:tc>
+          <w:tcPr/>
+          <w:p>
+            <w:pPr>
+              <w:pStyle w:val="Compact"/>
+              <w:jc w:val="left"/>
+            </w:pPr>
+            <w:r>
+              <w:t xml:space="preserve">Подтвердить переход на загородные ставки (5.2)</w:t>
+            </w:r>
+          </w:p>
+        </w:tc>
+      </w:tr>
+      <w:tr>
+        <w:tc>
+          <w:tcPr/>
+          <w:p>
+            <w:pPr>
+              <w:pStyle w:val="Compact"/>
+              <w:jc w:val="left"/>
+            </w:pPr>
+            <w:r>
+              <w:t xml:space="preserve">Контрольный расчёт такси с ненулевым ожиданием</w:t>
+            </w:r>
+          </w:p>
+        </w:tc>
+        <w:tc>
+          <w:tcPr/>
+          <w:p>
+            <w:pPr>
+              <w:pStyle w:val="Compact"/>
+              <w:jc w:val="left"/>
+            </w:pPr>
+            <w:r>
+              <w:t xml:space="preserve">Подтвердить компенсирующий делитель (5.4)</w:t>
+            </w:r>
+          </w:p>
+        </w:tc>
+      </w:tr>
+      <w:tr>
+        <w:tc>
+          <w:tcPr/>
+          <w:p>
+            <w:pPr>
+              <w:pStyle w:val="Compact"/>
+              <w:jc w:val="left"/>
+            </w:pPr>
+            <w:r>
+              <w:t xml:space="preserve">Поведение расчёта трансфера при тарифе без договора</w:t>
+            </w:r>
+          </w:p>
+        </w:tc>
+        <w:tc>
+          <w:tcPr/>
+          <w:p>
+            <w:pPr>
+              <w:pStyle w:val="Compact"/>
+              <w:jc w:val="left"/>
+            </w:pPr>
+            <w:r>
               <w:t xml:space="preserve">Ожидается 5xx вместо «вариантов нет» (4.1)</w:t>
+            </w:r>
+          </w:p>
+        </w:tc>
+      </w:tr>
+      <w:tr>
+        <w:tc>
+          <w:tcPr/>
+          <w:p>
+            <w:pPr>
+              <w:pStyle w:val="Compact"/>
+              <w:jc w:val="left"/>
+            </w:pPr>
+            <w:r>
+              <w:t xml:space="preserve">Поведение расчёта при незаполненном поясе региона</w:t>
+            </w:r>
+          </w:p>
+        </w:tc>
+        <w:tc>
+          <w:tcPr/>
+          <w:p>
+            <w:pPr>
+              <w:pStyle w:val="Compact"/>
+              <w:jc w:val="left"/>
+            </w:pPr>
+            <w:r>
+              <w:t xml:space="preserve">Ожидается отказ</w:t>
+            </w:r>
+            <w:r>
+              <w:t xml:space="preserve"> </w:t>
+            </w:r>
+            <w:r>
+              <w:rPr>
+                <w:rStyle w:val="VerbatimChar"/>
+              </w:rPr>
+              <w:t xml:space="preserve">RegionResolvingFailedException</w:t>
+            </w:r>
+            <w:r>
+              <w:t xml:space="preserve"> </w:t>
+            </w:r>
+            <w:r>
+              <w:t xml:space="preserve">(4.4)</w:t>
+            </w:r>
+          </w:p>
+        </w:tc>
+      </w:tr>
+      <w:tr>
+        <w:tc>
+          <w:tcPr/>
+          <w:p>
+            <w:pPr>
+              <w:pStyle w:val="Compact"/>
+              <w:jc w:val="left"/>
+            </w:pPr>
+            <w:r>
+              <w:t xml:space="preserve">Наличие у тарифного сервиса режима расчёта без временных надбавок</w:t>
+            </w:r>
+          </w:p>
+        </w:tc>
+        <w:tc>
+          <w:tcPr/>
+          <w:p>
+            <w:pPr>
+              <w:pStyle w:val="Compact"/>
+              <w:jc w:val="left"/>
+            </w:pPr>
+            <w:r>
+              <w:t xml:space="preserve">Единственная непроверенная опора §5.4 (раздел 6)</w:t>
             </w:r>
           </w:p>
         </w:tc>
       </w:tr>
     </w:tbl>
-    <w:bookmarkEnd w:id="42"/>
-    <w:bookmarkEnd w:id="43"/>
+    <w:bookmarkEnd w:id="50"/>
+    <w:bookmarkEnd w:id="51"/>
     <w:sectPr/>
   </w:body>
 </w:document>
@@ -4365,6 +8199,102 @@
     <w:lvlOverride w:ilvl="8">
       <w:startOverride w:val="1"/>
     </w:lvlOverride>
+  </w:num>
+  <w:num w:numId="1003">
+    <w:abstractNumId w:val="991"/>
+  </w:num>
+  <w:num w:numId="1004">
+    <w:abstractNumId w:val="99411"/>
+    <w:lvlOverride w:ilvl="0">
+      <w:startOverride w:val="1"/>
+    </w:lvlOverride>
+    <w:lvlOverride w:ilvl="1">
+      <w:startOverride w:val="1"/>
+    </w:lvlOverride>
+    <w:lvlOverride w:ilvl="2">
+      <w:startOverride w:val="1"/>
+    </w:lvlOverride>
+    <w:lvlOverride w:ilvl="3">
+      <w:startOverride w:val="1"/>
+    </w:lvlOverride>
+    <w:lvlOverride w:ilvl="4">
+      <w:startOverride w:val="1"/>
+    </w:lvlOverride>
+    <w:lvlOverride w:ilvl="5">
+      <w:startOverride w:val="1"/>
+    </w:lvlOverride>
+    <w:lvlOverride w:ilvl="6">
+      <w:startOverride w:val="1"/>
+    </w:lvlOverride>
+    <w:lvlOverride w:ilvl="7">
+      <w:startOverride w:val="1"/>
+    </w:lvlOverride>
+    <w:lvlOverride w:ilvl="8">
+      <w:startOverride w:val="1"/>
+    </w:lvlOverride>
+  </w:num>
+  <w:num w:numId="1005">
+    <w:abstractNumId w:val="99411"/>
+    <w:lvlOverride w:ilvl="0">
+      <w:startOverride w:val="1"/>
+    </w:lvlOverride>
+    <w:lvlOverride w:ilvl="1">
+      <w:startOverride w:val="1"/>
+    </w:lvlOverride>
+    <w:lvlOverride w:ilvl="2">
+      <w:startOverride w:val="1"/>
+    </w:lvlOverride>
+    <w:lvlOverride w:ilvl="3">
+      <w:startOverride w:val="1"/>
+    </w:lvlOverride>
+    <w:lvlOverride w:ilvl="4">
+      <w:startOverride w:val="1"/>
+    </w:lvlOverride>
+    <w:lvlOverride w:ilvl="5">
+      <w:startOverride w:val="1"/>
+    </w:lvlOverride>
+    <w:lvlOverride w:ilvl="6">
+      <w:startOverride w:val="1"/>
+    </w:lvlOverride>
+    <w:lvlOverride w:ilvl="7">
+      <w:startOverride w:val="1"/>
+    </w:lvlOverride>
+    <w:lvlOverride w:ilvl="8">
+      <w:startOverride w:val="1"/>
+    </w:lvlOverride>
+  </w:num>
+  <w:num w:numId="1006">
+    <w:abstractNumId w:val="99411"/>
+    <w:lvlOverride w:ilvl="0">
+      <w:startOverride w:val="1"/>
+    </w:lvlOverride>
+    <w:lvlOverride w:ilvl="1">
+      <w:startOverride w:val="1"/>
+    </w:lvlOverride>
+    <w:lvlOverride w:ilvl="2">
+      <w:startOverride w:val="1"/>
+    </w:lvlOverride>
+    <w:lvlOverride w:ilvl="3">
+      <w:startOverride w:val="1"/>
+    </w:lvlOverride>
+    <w:lvlOverride w:ilvl="4">
+      <w:startOverride w:val="1"/>
+    </w:lvlOverride>
+    <w:lvlOverride w:ilvl="5">
+      <w:startOverride w:val="1"/>
+    </w:lvlOverride>
+    <w:lvlOverride w:ilvl="6">
+      <w:startOverride w:val="1"/>
+    </w:lvlOverride>
+    <w:lvlOverride w:ilvl="7">
+      <w:startOverride w:val="1"/>
+    </w:lvlOverride>
+    <w:lvlOverride w:ilvl="8">
+      <w:startOverride w:val="1"/>
+    </w:lvlOverride>
+  </w:num>
+  <w:num w:numId="1007">
+    <w:abstractNumId w:val="991"/>
   </w:num>
 </w:numbering>
 </file>
